--- a/Jon_Vogel_Resume.docx
+++ b/Jon_Vogel_Resume.docx
@@ -125,6 +125,7 @@
         <w:pStyle w:val="Franklin"/>
         <w:shd w:val="pct12" w:color="auto" w:fill="FFFFFF"/>
         <w:spacing w:before="120"/>
+        <w:contextualSpacing/>
         <w:jc w:val="center"/>
         <w:rPr>
           <w:rFonts w:ascii="Calibri" w:hAnsi="Calibri" w:cs="Calibri"/>
@@ -171,6 +172,7 @@
     <w:p>
       <w:pPr>
         <w:spacing w:after="120" w:line="240" w:lineRule="auto"/>
+        <w:contextualSpacing/>
         <w:jc w:val="both"/>
         <w:rPr>
           <w:rFonts w:ascii="Calibri" w:hAnsi="Calibri" w:cs="Calibri"/>
@@ -204,7 +206,25 @@
           <w:sz w:val="20"/>
           <w:szCs w:val="20"/>
         </w:rPr>
-        <w:t xml:space="preserve">with a track record of taking nascent ideas, proving viability and rapidly transforming them into robust, high-performance production systems to achieve product market fit or solve a business problem. Delights in contributing to or leading a team with a winning and supportive </w:t>
+        <w:t xml:space="preserve">with a track record of taking nascent ideas, proving viability and rapidly transforming them into robust, high-performance production systems to achieve product market fit or solve a business problem. </w:t>
+      </w:r>
+      <w:r>
+        <w:rPr>
+          <w:rFonts w:ascii="Calibri" w:hAnsi="Calibri" w:cs="Calibri"/>
+          <w:bCs/>
+          <w:sz w:val="20"/>
+          <w:szCs w:val="20"/>
+        </w:rPr>
+        <w:t xml:space="preserve">Former airline pilot and industrial engineer who builds self-governing and fail-safe processes. </w:t>
+      </w:r>
+      <w:r>
+        <w:rPr>
+          <w:rFonts w:ascii="Calibri" w:hAnsi="Calibri" w:cs="Calibri"/>
+          <w:bCs/>
+          <w:sz w:val="20"/>
+          <w:szCs w:val="20"/>
+        </w:rPr>
+        <w:t xml:space="preserve">Delights in contributing to or leading a team with a winning and supportive </w:t>
       </w:r>
       <w:r>
         <w:rPr>
@@ -305,6 +325,7 @@
         <w:pStyle w:val="Franklin"/>
         <w:shd w:val="pct12" w:color="auto" w:fill="FFFFFF"/>
         <w:spacing w:before="120"/>
+        <w:contextualSpacing/>
         <w:jc w:val="center"/>
         <w:rPr>
           <w:rFonts w:ascii="Calibri" w:hAnsi="Calibri" w:cs="Calibri"/>
@@ -749,7 +770,23 @@
           <w:sz w:val="20"/>
           <w:szCs w:val="20"/>
         </w:rPr>
-        <w:t xml:space="preserve">Developed a native iOS application </w:t>
+        <w:t>Developed a</w:t>
+      </w:r>
+      <w:r>
+        <w:rPr>
+          <w:rFonts w:ascii="Calibri" w:hAnsi="Calibri" w:cs="Calibri"/>
+          <w:sz w:val="20"/>
+          <w:szCs w:val="20"/>
+        </w:rPr>
+        <w:t>n</w:t>
+      </w:r>
+      <w:r>
+        <w:rPr>
+          <w:rFonts w:ascii="Calibri" w:hAnsi="Calibri" w:cs="Calibri"/>
+          <w:sz w:val="20"/>
+          <w:szCs w:val="20"/>
+        </w:rPr>
+        <w:t xml:space="preserve"> iOS application </w:t>
       </w:r>
       <w:r>
         <w:rPr>
@@ -907,15 +944,15 @@
           <w:sz w:val="20"/>
           <w:szCs w:val="20"/>
         </w:rPr>
-        <w:t xml:space="preserve"> entirely on the edge and native to iOS</w:t>
-      </w:r>
-      <w:r>
-        <w:rPr>
-          <w:rFonts w:ascii="Calibri" w:hAnsi="Calibri" w:cs="Calibri"/>
-          <w:sz w:val="20"/>
-          <w:szCs w:val="20"/>
-        </w:rPr>
-        <w:t xml:space="preserve"> reducing reliance on traditional object detection</w:t>
+        <w:t xml:space="preserve"> entirely on the edge </w:t>
+      </w:r>
+      <w:r>
+        <w:rPr>
+          <w:rFonts w:ascii="Calibri" w:hAnsi="Calibri" w:cs="Calibri"/>
+          <w:sz w:val="20"/>
+          <w:szCs w:val="20"/>
+        </w:rPr>
+        <w:t>reducing reliance on traditional object detection</w:t>
       </w:r>
     </w:p>
     <w:p>
@@ -938,7 +975,7 @@
           <w:sz w:val="20"/>
           <w:szCs w:val="20"/>
         </w:rPr>
-        <w:t xml:space="preserve">Wrote and modularized native Swift integrations with the OpenAI and Anthropic APIs to enable </w:t>
+        <w:t xml:space="preserve">Wrote and modularized Swift integrations with the OpenAI and Anthropic APIs to enable </w:t>
       </w:r>
       <w:r>
         <w:rPr>
@@ -1645,7 +1682,25 @@
           <w:sz w:val="20"/>
           <w:szCs w:val="20"/>
         </w:rPr>
-        <w:t xml:space="preserve">Delivered key iOS Features to drive customer traction, develop product market fit and help secure $3 million in funding. Used Swift, Realm, Google maps, </w:t>
+        <w:t>Delivered key iOS Features to drive customer traction, develop product market fit and help secure $</w:t>
+      </w:r>
+      <w:r>
+        <w:rPr>
+          <w:rFonts w:ascii="Calibri" w:hAnsi="Calibri" w:cs="Calibri"/>
+          <w:i/>
+          <w:sz w:val="20"/>
+          <w:szCs w:val="20"/>
+        </w:rPr>
+        <w:t>4</w:t>
+      </w:r>
+      <w:r>
+        <w:rPr>
+          <w:rFonts w:ascii="Calibri" w:hAnsi="Calibri" w:cs="Calibri"/>
+          <w:i/>
+          <w:sz w:val="20"/>
+          <w:szCs w:val="20"/>
+        </w:rPr>
+        <w:t xml:space="preserve"> million in funding. Used Swift, Realm, Google maps, </w:t>
       </w:r>
       <w:r>
         <w:rPr>
@@ -1704,6 +1759,221 @@
     </w:p>
     <w:p>
       <w:pPr>
+        <w:pStyle w:val="ListParagraph"/>
+        <w:numPr>
+          <w:ilvl w:val="0"/>
+          <w:numId w:val="7"/>
+        </w:numPr>
+        <w:spacing w:line="240" w:lineRule="auto"/>
+        <w:rPr>
+          <w:rFonts w:ascii="Calibri" w:hAnsi="Calibri" w:cs="Calibri"/>
+          <w:iCs/>
+          <w:sz w:val="20"/>
+          <w:szCs w:val="20"/>
+        </w:rPr>
+      </w:pPr>
+      <w:r>
+        <w:rPr>
+          <w:rFonts w:ascii="Calibri" w:hAnsi="Calibri" w:cs="Calibri"/>
+          <w:iCs/>
+          <w:sz w:val="20"/>
+          <w:szCs w:val="20"/>
+        </w:rPr>
+        <w:t xml:space="preserve">Developed offline mode </w:t>
+      </w:r>
+      <w:r>
+        <w:rPr>
+          <w:rFonts w:ascii="Calibri" w:hAnsi="Calibri" w:cs="Calibri"/>
+          <w:iCs/>
+          <w:sz w:val="20"/>
+          <w:szCs w:val="20"/>
+        </w:rPr>
+        <w:t xml:space="preserve">to allow </w:t>
+      </w:r>
+      <w:r>
+        <w:rPr>
+          <w:rFonts w:ascii="Calibri" w:hAnsi="Calibri" w:cs="Calibri"/>
+          <w:iCs/>
+          <w:sz w:val="20"/>
+          <w:szCs w:val="20"/>
+        </w:rPr>
+        <w:t>construction workers</w:t>
+      </w:r>
+      <w:r>
+        <w:rPr>
+          <w:rFonts w:ascii="Calibri" w:hAnsi="Calibri" w:cs="Calibri"/>
+          <w:iCs/>
+          <w:sz w:val="20"/>
+          <w:szCs w:val="20"/>
+        </w:rPr>
+        <w:t xml:space="preserve"> seamless low latency experiences </w:t>
+      </w:r>
+    </w:p>
+    <w:p>
+      <w:pPr>
+        <w:pStyle w:val="ListParagraph"/>
+        <w:numPr>
+          <w:ilvl w:val="0"/>
+          <w:numId w:val="7"/>
+        </w:numPr>
+        <w:spacing w:line="240" w:lineRule="auto"/>
+        <w:rPr>
+          <w:rFonts w:ascii="Calibri" w:hAnsi="Calibri" w:cs="Calibri"/>
+          <w:iCs/>
+          <w:sz w:val="20"/>
+          <w:szCs w:val="20"/>
+        </w:rPr>
+      </w:pPr>
+      <w:r>
+        <w:rPr>
+          <w:rFonts w:ascii="Calibri" w:hAnsi="Calibri" w:cs="Calibri"/>
+          <w:iCs/>
+          <w:sz w:val="20"/>
+          <w:szCs w:val="20"/>
+        </w:rPr>
+        <w:t xml:space="preserve">Flew drones over construction sites to </w:t>
+      </w:r>
+      <w:r>
+        <w:rPr>
+          <w:rFonts w:ascii="Calibri" w:hAnsi="Calibri" w:cs="Calibri"/>
+          <w:iCs/>
+          <w:sz w:val="20"/>
+          <w:szCs w:val="20"/>
+        </w:rPr>
+        <w:t>enable volumetric displacement measurements powering core app feature</w:t>
+      </w:r>
+    </w:p>
+    <w:p>
+      <w:pPr>
+        <w:pStyle w:val="ListParagraph"/>
+        <w:numPr>
+          <w:ilvl w:val="0"/>
+          <w:numId w:val="7"/>
+        </w:numPr>
+        <w:spacing w:line="240" w:lineRule="auto"/>
+        <w:rPr>
+          <w:rFonts w:ascii="Calibri" w:hAnsi="Calibri" w:cs="Calibri"/>
+          <w:iCs/>
+          <w:sz w:val="20"/>
+          <w:szCs w:val="20"/>
+        </w:rPr>
+      </w:pPr>
+      <w:r>
+        <w:rPr>
+          <w:rFonts w:ascii="Calibri" w:hAnsi="Calibri" w:cs="Calibri"/>
+          <w:iCs/>
+          <w:sz w:val="20"/>
+          <w:szCs w:val="20"/>
+        </w:rPr>
+        <w:t xml:space="preserve">Collaborated with front end web developer </w:t>
+      </w:r>
+      <w:r>
+        <w:rPr>
+          <w:rFonts w:ascii="Calibri" w:hAnsi="Calibri" w:cs="Calibri"/>
+          <w:iCs/>
+          <w:sz w:val="20"/>
+          <w:szCs w:val="20"/>
+        </w:rPr>
+        <w:t xml:space="preserve">to </w:t>
+      </w:r>
+      <w:r>
+        <w:rPr>
+          <w:rFonts w:ascii="Calibri" w:hAnsi="Calibri" w:cs="Calibri"/>
+          <w:iCs/>
+          <w:sz w:val="20"/>
+          <w:szCs w:val="20"/>
+        </w:rPr>
+        <w:t>ship web-based features in iOS app using novel token exchange mechanism</w:t>
+      </w:r>
+    </w:p>
+    <w:p>
+      <w:pPr>
+        <w:pStyle w:val="ListParagraph"/>
+        <w:numPr>
+          <w:ilvl w:val="0"/>
+          <w:numId w:val="7"/>
+        </w:numPr>
+        <w:spacing w:line="240" w:lineRule="auto"/>
+        <w:rPr>
+          <w:rFonts w:ascii="Calibri" w:hAnsi="Calibri" w:cs="Calibri"/>
+          <w:iCs/>
+          <w:sz w:val="20"/>
+          <w:szCs w:val="20"/>
+        </w:rPr>
+      </w:pPr>
+      <w:r>
+        <w:rPr>
+          <w:rFonts w:ascii="Calibri" w:hAnsi="Calibri" w:cs="Calibri"/>
+          <w:iCs/>
+          <w:sz w:val="20"/>
+          <w:szCs w:val="20"/>
+        </w:rPr>
+        <w:t xml:space="preserve">Created custom camera </w:t>
+      </w:r>
+      <w:r>
+        <w:rPr>
+          <w:rFonts w:ascii="Calibri" w:hAnsi="Calibri" w:cs="Calibri"/>
+          <w:iCs/>
+          <w:sz w:val="20"/>
+          <w:szCs w:val="20"/>
+        </w:rPr>
+        <w:t>experience</w:t>
+      </w:r>
+      <w:r>
+        <w:rPr>
+          <w:rFonts w:ascii="Calibri" w:hAnsi="Calibri" w:cs="Calibri"/>
+          <w:iCs/>
+          <w:sz w:val="20"/>
+          <w:szCs w:val="20"/>
+        </w:rPr>
+        <w:t xml:space="preserve"> using AVFoundation and matching UI/UX design specification</w:t>
+      </w:r>
+    </w:p>
+    <w:p>
+      <w:pPr>
+        <w:pStyle w:val="ListParagraph"/>
+        <w:numPr>
+          <w:ilvl w:val="0"/>
+          <w:numId w:val="7"/>
+        </w:numPr>
+        <w:spacing w:line="240" w:lineRule="auto"/>
+        <w:rPr>
+          <w:rFonts w:ascii="Calibri" w:hAnsi="Calibri" w:cs="Calibri"/>
+          <w:iCs/>
+          <w:sz w:val="20"/>
+          <w:szCs w:val="20"/>
+        </w:rPr>
+      </w:pPr>
+      <w:r>
+        <w:rPr>
+          <w:rFonts w:ascii="Calibri" w:hAnsi="Calibri" w:cs="Calibri"/>
+          <w:iCs/>
+          <w:sz w:val="20"/>
+          <w:szCs w:val="20"/>
+        </w:rPr>
+        <w:t xml:space="preserve">Programmed unique radial menu </w:t>
+      </w:r>
+      <w:r>
+        <w:rPr>
+          <w:rFonts w:ascii="Calibri" w:hAnsi="Calibri" w:cs="Calibri"/>
+          <w:iCs/>
+          <w:sz w:val="20"/>
+          <w:szCs w:val="20"/>
+        </w:rPr>
+        <w:t xml:space="preserve">perfectly matching tricky design </w:t>
+      </w:r>
+      <w:r>
+        <w:rPr>
+          <w:rFonts w:ascii="Calibri" w:hAnsi="Calibri" w:cs="Calibri"/>
+          <w:iCs/>
+          <w:sz w:val="20"/>
+          <w:szCs w:val="20"/>
+        </w:rPr>
+        <w:t xml:space="preserve"> </w:t>
+      </w:r>
+    </w:p>
+    <w:p>
+      <w:pPr>
         <w:spacing w:line="240" w:lineRule="auto"/>
         <w:contextualSpacing/>
         <w:rPr>
@@ -1713,6 +1983,15 @@
           <w:szCs w:val="20"/>
         </w:rPr>
       </w:pPr>
+      <w:r>
+        <w:rPr>
+          <w:rFonts w:ascii="Calibri" w:hAnsi="Calibri" w:cs="Calibri"/>
+          <w:b/>
+          <w:sz w:val="20"/>
+          <w:szCs w:val="20"/>
+        </w:rPr>
+        <w:br w:type="page"/>
+      </w:r>
     </w:p>
     <w:p>
       <w:pPr>
@@ -1731,6 +2010,7 @@
           <w:sz w:val="20"/>
           <w:szCs w:val="20"/>
         </w:rPr>
+        <w:lastRenderedPageBreak/>
         <w:t>PEBBLEBEE</w:t>
       </w:r>
       <w:r>
@@ -1879,7 +2159,7 @@
           <w:sz w:val="20"/>
           <w:szCs w:val="20"/>
         </w:rPr>
-        <w:t>Sole iOS developer who grew the app to 20,000+ users and 4 stars by owning the full lifecycle — from Bluetooth LE firmware integration and two full redesigns to CI/CD automation with Jenkins and contractor management</w:t>
+        <w:t xml:space="preserve">Founding mobile engineer who took ownership from design to deployment to deliver v1 product which was funded by </w:t>
       </w:r>
       <w:r>
         <w:rPr>
@@ -1888,6 +2168,15 @@
           <w:sz w:val="20"/>
           <w:szCs w:val="20"/>
         </w:rPr>
+        <w:t>Kickstarter</w:t>
+      </w:r>
+      <w:r>
+        <w:rPr>
+          <w:rFonts w:ascii="Calibri" w:hAnsi="Calibri" w:cs="Calibri"/>
+          <w:i/>
+          <w:sz w:val="20"/>
+          <w:szCs w:val="20"/>
+        </w:rPr>
         <w:t>.</w:t>
       </w:r>
       <w:r>
@@ -1898,6 +2187,124 @@
           <w:szCs w:val="20"/>
         </w:rPr>
         <w:t xml:space="preserve"> </w:t>
+      </w:r>
+    </w:p>
+    <w:p>
+      <w:pPr>
+        <w:pStyle w:val="ListParagraph"/>
+        <w:numPr>
+          <w:ilvl w:val="0"/>
+          <w:numId w:val="8"/>
+        </w:numPr>
+        <w:spacing w:line="240" w:lineRule="auto"/>
+        <w:rPr>
+          <w:rFonts w:ascii="Calibri" w:hAnsi="Calibri" w:cs="Calibri"/>
+          <w:iCs/>
+          <w:sz w:val="20"/>
+          <w:szCs w:val="20"/>
+        </w:rPr>
+      </w:pPr>
+      <w:r>
+        <w:rPr>
+          <w:rFonts w:ascii="Calibri" w:hAnsi="Calibri" w:cs="Calibri"/>
+          <w:iCs/>
+          <w:sz w:val="20"/>
+          <w:szCs w:val="20"/>
+        </w:rPr>
+        <w:t>Sole developer for app that achieved 20,000+ users and 4.5 stars on the App Store</w:t>
+      </w:r>
+    </w:p>
+    <w:p>
+      <w:pPr>
+        <w:pStyle w:val="ListParagraph"/>
+        <w:numPr>
+          <w:ilvl w:val="0"/>
+          <w:numId w:val="8"/>
+        </w:numPr>
+        <w:spacing w:line="240" w:lineRule="auto"/>
+        <w:rPr>
+          <w:rFonts w:ascii="Calibri" w:hAnsi="Calibri" w:cs="Calibri"/>
+          <w:iCs/>
+          <w:sz w:val="20"/>
+          <w:szCs w:val="20"/>
+        </w:rPr>
+      </w:pPr>
+      <w:r>
+        <w:rPr>
+          <w:rFonts w:ascii="Calibri" w:hAnsi="Calibri" w:cs="Calibri"/>
+          <w:iCs/>
+          <w:sz w:val="20"/>
+          <w:szCs w:val="20"/>
+        </w:rPr>
+        <w:t>Worked with firmware engineer and used iOS knowledge to drive BLE specifications to “wake up” device in background</w:t>
+      </w:r>
+    </w:p>
+    <w:p>
+      <w:pPr>
+        <w:pStyle w:val="ListParagraph"/>
+        <w:numPr>
+          <w:ilvl w:val="0"/>
+          <w:numId w:val="8"/>
+        </w:numPr>
+        <w:spacing w:line="240" w:lineRule="auto"/>
+        <w:rPr>
+          <w:rFonts w:ascii="Calibri" w:hAnsi="Calibri" w:cs="Calibri"/>
+          <w:iCs/>
+          <w:sz w:val="20"/>
+          <w:szCs w:val="20"/>
+        </w:rPr>
+      </w:pPr>
+      <w:r>
+        <w:rPr>
+          <w:rFonts w:ascii="Calibri" w:hAnsi="Calibri" w:cs="Calibri"/>
+          <w:iCs/>
+          <w:sz w:val="20"/>
+          <w:szCs w:val="20"/>
+        </w:rPr>
+        <w:t xml:space="preserve">Shared local MAC build box running Jenkins to build CI/CD pipelines alongside Android </w:t>
+      </w:r>
+      <w:r>
+        <w:rPr>
+          <w:rFonts w:ascii="Calibri" w:hAnsi="Calibri" w:cs="Calibri"/>
+          <w:iCs/>
+          <w:sz w:val="20"/>
+          <w:szCs w:val="20"/>
+        </w:rPr>
+        <w:t>Engineer</w:t>
+      </w:r>
+    </w:p>
+    <w:p>
+      <w:pPr>
+        <w:pStyle w:val="ListParagraph"/>
+        <w:numPr>
+          <w:ilvl w:val="0"/>
+          <w:numId w:val="8"/>
+        </w:numPr>
+        <w:spacing w:line="240" w:lineRule="auto"/>
+        <w:rPr>
+          <w:rFonts w:ascii="Calibri" w:hAnsi="Calibri" w:cs="Calibri"/>
+          <w:iCs/>
+          <w:sz w:val="20"/>
+          <w:szCs w:val="20"/>
+        </w:rPr>
+      </w:pPr>
+      <w:r>
+        <w:rPr>
+          <w:rFonts w:ascii="Calibri" w:hAnsi="Calibri" w:cs="Calibri"/>
+          <w:iCs/>
+          <w:sz w:val="20"/>
+          <w:szCs w:val="20"/>
+        </w:rPr>
+        <w:t>Delivered pixel perfect UI/UX mat</w:t>
+      </w:r>
+      <w:r>
+        <w:rPr>
+          <w:rFonts w:ascii="Calibri" w:hAnsi="Calibri" w:cs="Calibri"/>
+          <w:iCs/>
+          <w:sz w:val="20"/>
+          <w:szCs w:val="20"/>
+        </w:rPr>
+        <w:t>ching contract designers’ specifications</w:t>
       </w:r>
     </w:p>
     <w:p>
@@ -1905,6 +2312,7 @@
         <w:pStyle w:val="Franklin"/>
         <w:shd w:val="pct12" w:color="auto" w:fill="FFFFFF"/>
         <w:spacing w:before="120"/>
+        <w:contextualSpacing/>
         <w:jc w:val="center"/>
         <w:rPr>
           <w:rFonts w:ascii="Calibri" w:hAnsi="Calibri" w:cs="Calibri"/>
@@ -1927,10 +2335,54 @@
     </w:p>
     <w:p>
       <w:pPr>
+        <w:spacing w:line="240" w:lineRule="auto"/>
+        <w:contextualSpacing/>
+        <w:rPr>
+          <w:rFonts w:ascii="Calibri" w:hAnsi="Calibri" w:cs="Calibri"/>
+          <w:bCs/>
+          <w:i/>
+          <w:iCs/>
+          <w:sz w:val="20"/>
+          <w:szCs w:val="20"/>
+        </w:rPr>
+      </w:pPr>
+      <w:r>
+        <w:rPr>
+          <w:rFonts w:ascii="Calibri" w:hAnsi="Calibri" w:cs="Calibri"/>
+          <w:b/>
+          <w:sz w:val="20"/>
+          <w:szCs w:val="20"/>
+        </w:rPr>
+        <w:t xml:space="preserve">Flicker - </w:t>
+      </w:r>
+      <w:r>
+        <w:rPr>
+          <w:rFonts w:ascii="Calibri" w:hAnsi="Calibri" w:cs="Calibri"/>
+          <w:b/>
+          <w:bCs/>
+          <w:sz w:val="20"/>
+          <w:szCs w:val="20"/>
+        </w:rPr>
+        <w:t xml:space="preserve">https://flicker.productwheels.com/ - </w:t>
+      </w:r>
+      <w:r>
+        <w:rPr>
+          <w:rFonts w:ascii="Calibri" w:hAnsi="Calibri" w:cs="Calibri"/>
+          <w:bCs/>
+          <w:i/>
+          <w:iCs/>
+          <w:sz w:val="20"/>
+          <w:szCs w:val="20"/>
+        </w:rPr>
+        <w:t>Evaluate business ideas using standard frameworks and automations</w:t>
+      </w:r>
+    </w:p>
+    <w:p>
+      <w:pPr>
         <w:pStyle w:val="ListParagraph"/>
         <w:numPr>
           <w:ilvl w:val="0"/>
-          <w:numId w:val="6"/>
+          <w:numId w:val="11"/>
         </w:numPr>
         <w:spacing w:line="240" w:lineRule="auto"/>
         <w:rPr>
@@ -1944,32 +2396,10 @@
       <w:r>
         <w:rPr>
           <w:rFonts w:ascii="Calibri" w:hAnsi="Calibri" w:cs="Calibri"/>
-          <w:b/>
-          <w:sz w:val="20"/>
-          <w:szCs w:val="20"/>
-        </w:rPr>
-        <w:t xml:space="preserve">Flicker - </w:t>
-      </w:r>
-      <w:r>
-        <w:rPr>
-          <w:rFonts w:ascii="Calibri" w:hAnsi="Calibri" w:cs="Calibri"/>
-          <w:b/>
-          <w:bCs/>
-          <w:sz w:val="20"/>
-          <w:szCs w:val="20"/>
-        </w:rPr>
-        <w:t xml:space="preserve">https://flicker.productwheels.com/ - </w:t>
-      </w:r>
-      <w:r>
-        <w:rPr>
-          <w:rFonts w:ascii="Calibri" w:hAnsi="Calibri" w:cs="Calibri"/>
-          <w:bCs/>
-          <w:i/>
-          <w:iCs/>
-          <w:sz w:val="20"/>
-          <w:szCs w:val="20"/>
-        </w:rPr>
-        <w:t>Evaluate business ideas using standard frameworks and automations</w:t>
+          <w:sz w:val="20"/>
+          <w:szCs w:val="20"/>
+        </w:rPr>
+        <w:t xml:space="preserve">Shipped cross platform MacOS / iOS app leveraging on device AI to automate business development </w:t>
       </w:r>
     </w:p>
     <w:p>
@@ -1977,7 +2407,7 @@
         <w:pStyle w:val="ListParagraph"/>
         <w:numPr>
           <w:ilvl w:val="0"/>
-          <w:numId w:val="6"/>
+          <w:numId w:val="11"/>
         </w:numPr>
         <w:spacing w:line="240" w:lineRule="auto"/>
         <w:rPr>
@@ -1991,43 +2421,10 @@
       <w:r>
         <w:rPr>
           <w:rFonts w:ascii="Calibri" w:hAnsi="Calibri" w:cs="Calibri"/>
-          <w:b/>
-          <w:sz w:val="20"/>
-          <w:szCs w:val="20"/>
-        </w:rPr>
-        <w:t xml:space="preserve">Aviation Resources - </w:t>
-      </w:r>
-      <w:r>
-        <w:rPr>
-          <w:rFonts w:ascii="Calibri" w:hAnsi="Calibri" w:cs="Calibri"/>
-          <w:b/>
-          <w:bCs/>
-          <w:sz w:val="20"/>
-          <w:szCs w:val="20"/>
-        </w:rPr>
-        <w:t xml:space="preserve">https://aviationresources.io/ - </w:t>
-      </w:r>
-      <w:r>
-        <w:rPr>
-          <w:rFonts w:ascii="Calibri" w:hAnsi="Calibri" w:cs="Calibri"/>
-          <w:bCs/>
-          <w:i/>
-          <w:iCs/>
-          <w:sz w:val="20"/>
-          <w:szCs w:val="20"/>
-        </w:rPr>
-        <w:t>Flight training resource management</w:t>
-      </w:r>
-      <w:r>
-        <w:rPr>
-          <w:rFonts w:ascii="Calibri" w:hAnsi="Calibri" w:cs="Calibri"/>
-          <w:bCs/>
-          <w:i/>
-          <w:iCs/>
-          <w:sz w:val="20"/>
-          <w:szCs w:val="20"/>
-        </w:rPr>
-        <w:t>.</w:t>
+          <w:sz w:val="20"/>
+          <w:szCs w:val="20"/>
+        </w:rPr>
+        <w:t>Used in app subscriptions to sell context driven best in class image generation</w:t>
       </w:r>
     </w:p>
     <w:p>
@@ -2035,7 +2432,7 @@
         <w:pStyle w:val="ListParagraph"/>
         <w:numPr>
           <w:ilvl w:val="0"/>
-          <w:numId w:val="6"/>
+          <w:numId w:val="11"/>
         </w:numPr>
         <w:spacing w:line="240" w:lineRule="auto"/>
         <w:rPr>
@@ -2049,23 +2446,33 @@
       <w:r>
         <w:rPr>
           <w:rFonts w:ascii="Calibri" w:hAnsi="Calibri" w:cs="Calibri"/>
-          <w:b/>
-          <w:sz w:val="20"/>
-          <w:szCs w:val="20"/>
-        </w:rPr>
-        <w:t xml:space="preserve">Quick Recap - </w:t>
-      </w:r>
-      <w:r>
-        <w:rPr>
-          <w:rFonts w:ascii="Calibri" w:hAnsi="Calibri" w:cs="Calibri"/>
-          <w:b/>
-          <w:bCs/>
-          <w:sz w:val="20"/>
-          <w:szCs w:val="20"/>
-        </w:rPr>
-        <w:t xml:space="preserve">https://quickrecap.productwheels.com/ - </w:t>
-      </w:r>
-      <w:r>
+          <w:sz w:val="20"/>
+          <w:szCs w:val="20"/>
+        </w:rPr>
+        <w:t xml:space="preserve">Wrote novel customer discovery features </w:t>
+      </w:r>
+      <w:r>
+        <w:rPr>
+          <w:rFonts w:ascii="Calibri" w:hAnsi="Calibri" w:cs="Calibri"/>
+          <w:sz w:val="20"/>
+          <w:szCs w:val="20"/>
+          <w14:ligatures w14:val="none"/>
+        </w:rPr>
+        <w:t>integrated</w:t>
+      </w:r>
+      <w:r>
+        <w:rPr>
+          <w:rFonts w:ascii="Calibri" w:hAnsi="Calibri" w:cs="Calibri"/>
+          <w:sz w:val="20"/>
+          <w:szCs w:val="20"/>
+        </w:rPr>
+        <w:t xml:space="preserve"> with Reddit and YouTube</w:t>
+      </w:r>
+    </w:p>
+    <w:p>
+      <w:pPr>
+        <w:spacing w:line="240" w:lineRule="auto"/>
+        <w:contextualSpacing/>
         <w:rPr>
           <w:rFonts w:ascii="Calibri" w:hAnsi="Calibri" w:cs="Calibri"/>
           <w:bCs/>
@@ -2074,26 +2481,176 @@
           <w:sz w:val="20"/>
           <w:szCs w:val="20"/>
         </w:rPr>
-        <w:t>Professional-grade transcription made simple.</w:t>
+      </w:pPr>
+      <w:r>
+        <w:rPr>
+          <w:rFonts w:ascii="Calibri" w:hAnsi="Calibri" w:cs="Calibri"/>
+          <w:b/>
+          <w:sz w:val="20"/>
+          <w:szCs w:val="20"/>
+        </w:rPr>
+        <w:t xml:space="preserve">Aviation Resources - </w:t>
+      </w:r>
+      <w:r>
+        <w:rPr>
+          <w:rFonts w:ascii="Calibri" w:hAnsi="Calibri" w:cs="Calibri"/>
+          <w:b/>
+          <w:bCs/>
+          <w:sz w:val="20"/>
+          <w:szCs w:val="20"/>
+        </w:rPr>
+        <w:t xml:space="preserve">https://aviationresources.io/ - </w:t>
+      </w:r>
+      <w:r>
+        <w:rPr>
+          <w:rFonts w:ascii="Calibri" w:hAnsi="Calibri" w:cs="Calibri"/>
+          <w:bCs/>
+          <w:i/>
+          <w:iCs/>
+          <w:sz w:val="20"/>
+          <w:szCs w:val="20"/>
+        </w:rPr>
+        <w:t>Flight training resource management.</w:t>
       </w:r>
     </w:p>
     <w:p>
       <w:pPr>
-        <w:rPr>
-          <w:rFonts w:ascii="Calibri" w:hAnsi="Calibri" w:cs="Calibri"/>
-          <w:b/>
-          <w:sz w:val="20"/>
-          <w:szCs w:val="20"/>
-        </w:rPr>
-      </w:pPr>
-      <w:r>
-        <w:rPr>
-          <w:rFonts w:ascii="Calibri" w:hAnsi="Calibri" w:cs="Calibri"/>
-          <w:b/>
-          <w:sz w:val="20"/>
-          <w:szCs w:val="20"/>
-        </w:rPr>
-        <w:br w:type="page"/>
+        <w:pStyle w:val="ListParagraph"/>
+        <w:numPr>
+          <w:ilvl w:val="0"/>
+          <w:numId w:val="12"/>
+        </w:numPr>
+        <w:spacing w:line="240" w:lineRule="auto"/>
+        <w:rPr>
+          <w:rFonts w:ascii="Calibri" w:hAnsi="Calibri" w:cs="Calibri"/>
+          <w:bCs/>
+          <w:sz w:val="20"/>
+          <w:szCs w:val="20"/>
+        </w:rPr>
+      </w:pPr>
+      <w:r>
+        <w:rPr>
+          <w:rFonts w:ascii="Calibri" w:hAnsi="Calibri" w:cs="Calibri"/>
+          <w:bCs/>
+          <w:sz w:val="20"/>
+          <w:szCs w:val="20"/>
+        </w:rPr>
+        <w:t>App has 400+ monthly and 100+ daily active users</w:t>
+      </w:r>
+    </w:p>
+    <w:p>
+      <w:pPr>
+        <w:pStyle w:val="ListParagraph"/>
+        <w:numPr>
+          <w:ilvl w:val="0"/>
+          <w:numId w:val="12"/>
+        </w:numPr>
+        <w:spacing w:line="240" w:lineRule="auto"/>
+        <w:rPr>
+          <w:rFonts w:ascii="Calibri" w:hAnsi="Calibri" w:cs="Calibri"/>
+          <w:bCs/>
+          <w:sz w:val="20"/>
+          <w:szCs w:val="20"/>
+        </w:rPr>
+      </w:pPr>
+      <w:r>
+        <w:rPr>
+          <w:rFonts w:ascii="Calibri" w:hAnsi="Calibri" w:cs="Calibri"/>
+          <w:bCs/>
+          <w:sz w:val="20"/>
+          <w:szCs w:val="20"/>
+        </w:rPr>
+        <w:t>Managed contract developers though Upwork</w:t>
+      </w:r>
+    </w:p>
+    <w:p>
+      <w:pPr>
+        <w:spacing w:line="240" w:lineRule="auto"/>
+        <w:contextualSpacing/>
+        <w:rPr>
+          <w:rFonts w:ascii="Calibri" w:hAnsi="Calibri" w:cs="Calibri"/>
+          <w:bCs/>
+          <w:i/>
+          <w:iCs/>
+          <w:sz w:val="20"/>
+          <w:szCs w:val="20"/>
+        </w:rPr>
+      </w:pPr>
+      <w:r>
+        <w:rPr>
+          <w:rFonts w:ascii="Calibri" w:hAnsi="Calibri" w:cs="Calibri"/>
+          <w:b/>
+          <w:sz w:val="20"/>
+          <w:szCs w:val="20"/>
+        </w:rPr>
+        <w:t xml:space="preserve">Quick Recap - </w:t>
+      </w:r>
+      <w:r>
+        <w:rPr>
+          <w:rFonts w:ascii="Calibri" w:hAnsi="Calibri" w:cs="Calibri"/>
+          <w:b/>
+          <w:bCs/>
+          <w:sz w:val="20"/>
+          <w:szCs w:val="20"/>
+        </w:rPr>
+        <w:t xml:space="preserve">https://quickrecap.productwheels.com/ - </w:t>
+      </w:r>
+      <w:r>
+        <w:rPr>
+          <w:rFonts w:ascii="Calibri" w:hAnsi="Calibri" w:cs="Calibri"/>
+          <w:bCs/>
+          <w:i/>
+          <w:iCs/>
+          <w:sz w:val="20"/>
+          <w:szCs w:val="20"/>
+        </w:rPr>
+        <w:t>Professional-grade transcription made simple.</w:t>
+      </w:r>
+    </w:p>
+    <w:p>
+      <w:pPr>
+        <w:pStyle w:val="ListParagraph"/>
+        <w:numPr>
+          <w:ilvl w:val="0"/>
+          <w:numId w:val="13"/>
+        </w:numPr>
+        <w:spacing w:line="240" w:lineRule="auto"/>
+        <w:rPr>
+          <w:rFonts w:ascii="Calibri" w:hAnsi="Calibri" w:cs="Calibri"/>
+          <w:sz w:val="20"/>
+          <w:szCs w:val="20"/>
+        </w:rPr>
+      </w:pPr>
+      <w:r>
+        <w:rPr>
+          <w:rFonts w:ascii="Calibri" w:hAnsi="Calibri" w:cs="Calibri"/>
+          <w:sz w:val="20"/>
+          <w:szCs w:val="20"/>
+        </w:rPr>
+        <w:t>Hired and managed development, design and marketing through Upwork</w:t>
+      </w:r>
+    </w:p>
+    <w:p>
+      <w:pPr>
+        <w:pStyle w:val="ListParagraph"/>
+        <w:numPr>
+          <w:ilvl w:val="0"/>
+          <w:numId w:val="13"/>
+        </w:numPr>
+        <w:spacing w:line="240" w:lineRule="auto"/>
+        <w:rPr>
+          <w:rFonts w:ascii="Calibri" w:hAnsi="Calibri" w:cs="Calibri"/>
+          <w:sz w:val="20"/>
+          <w:szCs w:val="20"/>
+        </w:rPr>
+      </w:pPr>
+      <w:r>
+        <w:rPr>
+          <w:rFonts w:ascii="Calibri" w:hAnsi="Calibri" w:cs="Calibri"/>
+          <w:sz w:val="20"/>
+          <w:szCs w:val="20"/>
+        </w:rPr>
+        <w:t xml:space="preserve">1,000 users and 90 days’ worth of audio / video summarized  </w:t>
       </w:r>
     </w:p>
     <w:p>
@@ -2101,6 +2658,7 @@
         <w:pStyle w:val="Franklin"/>
         <w:shd w:val="pct12" w:color="auto" w:fill="FFFFFF"/>
         <w:spacing w:before="120"/>
+        <w:contextualSpacing/>
         <w:jc w:val="center"/>
         <w:rPr>
           <w:rFonts w:ascii="Calibri" w:hAnsi="Calibri" w:cs="Calibri"/>
@@ -2118,8 +2676,17 @@
           <w:sz w:val="24"/>
           <w:szCs w:val="24"/>
         </w:rPr>
-        <w:lastRenderedPageBreak/>
-        <w:t>Education</w:t>
+        <w:t>Educatio</w:t>
+      </w:r>
+      <w:r>
+        <w:rPr>
+          <w:rFonts w:ascii="Calibri" w:hAnsi="Calibri" w:cs="Calibri"/>
+          <w:b/>
+          <w:smallCaps/>
+          <w:sz w:val="24"/>
+          <w:szCs w:val="24"/>
+        </w:rPr>
+        <w:t>n</w:t>
       </w:r>
     </w:p>
     <w:p>
@@ -2203,15 +2770,8 @@
         <w:pStyle w:val="Franklin"/>
         <w:shd w:val="pct12" w:color="auto" w:fill="FFFFFF"/>
         <w:spacing w:before="120"/>
+        <w:contextualSpacing/>
         <w:jc w:val="center"/>
-        <w:rPr>
-          <w:rFonts w:ascii="Calibri" w:hAnsi="Calibri" w:cs="Calibri"/>
-          <w:bCs/>
-          <w:i/>
-          <w:iCs/>
-        </w:rPr>
-      </w:pPr>
-      <w:r>
         <w:rPr>
           <w:rFonts w:ascii="Calibri" w:hAnsi="Calibri" w:cs="Calibri"/>
           <w:b/>
@@ -2219,7 +2779,16 @@
           <w:sz w:val="24"/>
           <w:szCs w:val="24"/>
         </w:rPr>
-        <w:t>Key Software Skills</w:t>
+      </w:pPr>
+      <w:r>
+        <w:rPr>
+          <w:rFonts w:ascii="Calibri" w:hAnsi="Calibri" w:cs="Calibri"/>
+          <w:b/>
+          <w:smallCaps/>
+          <w:sz w:val="24"/>
+          <w:szCs w:val="24"/>
+        </w:rPr>
+        <w:t>Additional Experience</w:t>
       </w:r>
     </w:p>
     <w:p>
@@ -2229,6 +2798,488 @@
         <w:rPr>
           <w:rFonts w:ascii="Calibri" w:hAnsi="Calibri" w:cs="Calibri"/>
           <w:b/>
+          <w:sz w:val="20"/>
+          <w:szCs w:val="20"/>
+        </w:rPr>
+      </w:pPr>
+      <w:r>
+        <w:rPr>
+          <w:rFonts w:ascii="Calibri" w:hAnsi="Calibri" w:cs="Calibri"/>
+          <w:b/>
+          <w:sz w:val="20"/>
+          <w:szCs w:val="20"/>
+        </w:rPr>
+        <w:t>Pilot</w:t>
+      </w:r>
+      <w:r>
+        <w:rPr>
+          <w:rFonts w:ascii="Calibri" w:hAnsi="Calibri" w:cs="Calibri"/>
+          <w:b/>
+          <w:sz w:val="20"/>
+          <w:szCs w:val="20"/>
+        </w:rPr>
+        <w:t xml:space="preserve"> </w:t>
+      </w:r>
+      <w:r>
+        <w:rPr>
+          <w:rFonts w:ascii="Calibri" w:hAnsi="Calibri" w:cs="Calibri"/>
+          <w:b/>
+          <w:sz w:val="20"/>
+          <w:szCs w:val="20"/>
+        </w:rPr>
+        <w:t>– Horizon Airlines</w:t>
+      </w:r>
+      <w:r>
+        <w:rPr>
+          <w:rFonts w:ascii="Calibri" w:hAnsi="Calibri" w:cs="Calibri"/>
+          <w:b/>
+          <w:sz w:val="20"/>
+          <w:szCs w:val="20"/>
+        </w:rPr>
+        <w:t xml:space="preserve"> </w:t>
+      </w:r>
+      <w:r>
+        <w:rPr>
+          <w:rFonts w:ascii="Calibri" w:hAnsi="Calibri" w:cs="Calibri"/>
+          <w:b/>
+          <w:sz w:val="20"/>
+          <w:szCs w:val="20"/>
+        </w:rPr>
+        <w:tab/>
+      </w:r>
+      <w:r>
+        <w:rPr>
+          <w:rFonts w:ascii="Calibri" w:hAnsi="Calibri" w:cs="Calibri"/>
+          <w:b/>
+          <w:sz w:val="20"/>
+          <w:szCs w:val="20"/>
+        </w:rPr>
+        <w:tab/>
+      </w:r>
+      <w:r>
+        <w:rPr>
+          <w:rFonts w:ascii="Calibri" w:hAnsi="Calibri" w:cs="Calibri"/>
+          <w:b/>
+          <w:sz w:val="20"/>
+          <w:szCs w:val="20"/>
+        </w:rPr>
+        <w:tab/>
+      </w:r>
+      <w:r>
+        <w:rPr>
+          <w:rFonts w:ascii="Calibri" w:hAnsi="Calibri" w:cs="Calibri"/>
+          <w:b/>
+          <w:sz w:val="20"/>
+          <w:szCs w:val="20"/>
+        </w:rPr>
+        <w:tab/>
+      </w:r>
+      <w:r>
+        <w:rPr>
+          <w:rFonts w:ascii="Calibri" w:hAnsi="Calibri" w:cs="Calibri"/>
+          <w:b/>
+          <w:sz w:val="20"/>
+          <w:szCs w:val="20"/>
+        </w:rPr>
+        <w:tab/>
+      </w:r>
+      <w:r>
+        <w:rPr>
+          <w:rFonts w:ascii="Calibri" w:hAnsi="Calibri" w:cs="Calibri"/>
+          <w:b/>
+          <w:sz w:val="20"/>
+          <w:szCs w:val="20"/>
+        </w:rPr>
+        <w:tab/>
+      </w:r>
+      <w:r>
+        <w:rPr>
+          <w:rFonts w:ascii="Calibri" w:hAnsi="Calibri" w:cs="Calibri"/>
+          <w:b/>
+          <w:sz w:val="20"/>
+          <w:szCs w:val="20"/>
+        </w:rPr>
+        <w:tab/>
+      </w:r>
+      <w:r>
+        <w:rPr>
+          <w:rFonts w:ascii="Calibri" w:hAnsi="Calibri" w:cs="Calibri"/>
+          <w:b/>
+          <w:sz w:val="20"/>
+          <w:szCs w:val="20"/>
+        </w:rPr>
+        <w:tab/>
+      </w:r>
+      <w:r>
+        <w:rPr>
+          <w:rFonts w:ascii="Calibri" w:hAnsi="Calibri" w:cs="Calibri"/>
+          <w:b/>
+          <w:sz w:val="20"/>
+          <w:szCs w:val="20"/>
+        </w:rPr>
+        <w:tab/>
+      </w:r>
+      <w:r>
+        <w:rPr>
+          <w:rFonts w:ascii="Calibri" w:hAnsi="Calibri" w:cs="Calibri"/>
+          <w:b/>
+          <w:sz w:val="20"/>
+          <w:szCs w:val="20"/>
+        </w:rPr>
+        <w:tab/>
+        <w:t>April 2014 – January 2015</w:t>
+      </w:r>
+    </w:p>
+    <w:p>
+      <w:pPr>
+        <w:spacing w:line="240" w:lineRule="auto"/>
+        <w:contextualSpacing/>
+        <w:rPr>
+          <w:rFonts w:ascii="Calibri" w:hAnsi="Calibri" w:cs="Calibri"/>
+          <w:b/>
+          <w:sz w:val="20"/>
+          <w:szCs w:val="20"/>
+        </w:rPr>
+      </w:pPr>
+      <w:r>
+        <w:rPr>
+          <w:rFonts w:ascii="Calibri" w:hAnsi="Calibri" w:cs="Calibri"/>
+          <w:b/>
+          <w:sz w:val="20"/>
+          <w:szCs w:val="20"/>
+        </w:rPr>
+        <w:t>Certificated Flight Instructor – Boeing Employees Flying Association</w:t>
+      </w:r>
+      <w:r>
+        <w:rPr>
+          <w:rFonts w:ascii="Calibri" w:hAnsi="Calibri" w:cs="Calibri"/>
+          <w:b/>
+          <w:sz w:val="20"/>
+          <w:szCs w:val="20"/>
+        </w:rPr>
+        <w:t xml:space="preserve"> </w:t>
+      </w:r>
+      <w:r>
+        <w:rPr>
+          <w:rFonts w:ascii="Calibri" w:hAnsi="Calibri" w:cs="Calibri"/>
+          <w:b/>
+          <w:sz w:val="20"/>
+          <w:szCs w:val="20"/>
+        </w:rPr>
+        <w:tab/>
+      </w:r>
+      <w:r>
+        <w:rPr>
+          <w:rFonts w:ascii="Calibri" w:hAnsi="Calibri" w:cs="Calibri"/>
+          <w:b/>
+          <w:sz w:val="20"/>
+          <w:szCs w:val="20"/>
+        </w:rPr>
+        <w:tab/>
+      </w:r>
+      <w:r>
+        <w:rPr>
+          <w:rFonts w:ascii="Calibri" w:hAnsi="Calibri" w:cs="Calibri"/>
+          <w:b/>
+          <w:sz w:val="20"/>
+          <w:szCs w:val="20"/>
+        </w:rPr>
+        <w:tab/>
+      </w:r>
+      <w:r>
+        <w:rPr>
+          <w:rFonts w:ascii="Calibri" w:hAnsi="Calibri" w:cs="Calibri"/>
+          <w:b/>
+          <w:sz w:val="20"/>
+          <w:szCs w:val="20"/>
+        </w:rPr>
+        <w:tab/>
+      </w:r>
+      <w:r>
+        <w:rPr>
+          <w:rFonts w:ascii="Calibri" w:hAnsi="Calibri" w:cs="Calibri"/>
+          <w:b/>
+          <w:sz w:val="20"/>
+          <w:szCs w:val="20"/>
+        </w:rPr>
+        <w:tab/>
+        <w:t>June</w:t>
+      </w:r>
+      <w:r>
+        <w:rPr>
+          <w:rFonts w:ascii="Calibri" w:hAnsi="Calibri" w:cs="Calibri"/>
+          <w:b/>
+          <w:sz w:val="20"/>
+          <w:szCs w:val="20"/>
+        </w:rPr>
+        <w:t xml:space="preserve"> 2014 – January 201</w:t>
+      </w:r>
+      <w:r>
+        <w:rPr>
+          <w:rFonts w:ascii="Calibri" w:hAnsi="Calibri" w:cs="Calibri"/>
+          <w:b/>
+          <w:sz w:val="20"/>
+          <w:szCs w:val="20"/>
+        </w:rPr>
+        <w:t>6</w:t>
+      </w:r>
+    </w:p>
+    <w:p>
+      <w:pPr>
+        <w:spacing w:line="240" w:lineRule="auto"/>
+        <w:contextualSpacing/>
+        <w:rPr>
+          <w:rFonts w:ascii="Calibri" w:hAnsi="Calibri" w:cs="Calibri"/>
+          <w:b/>
+          <w:sz w:val="20"/>
+          <w:szCs w:val="20"/>
+        </w:rPr>
+      </w:pPr>
+      <w:r>
+        <w:rPr>
+          <w:rFonts w:ascii="Calibri" w:hAnsi="Calibri" w:cs="Calibri"/>
+          <w:b/>
+          <w:sz w:val="20"/>
+          <w:szCs w:val="20"/>
+        </w:rPr>
+        <w:t>Methods Process Analyst – Boeing Commercial Airplanes</w:t>
+      </w:r>
+      <w:r>
+        <w:rPr>
+          <w:rFonts w:ascii="Calibri" w:hAnsi="Calibri" w:cs="Calibri"/>
+          <w:b/>
+          <w:sz w:val="20"/>
+          <w:szCs w:val="20"/>
+        </w:rPr>
+        <w:t xml:space="preserve"> </w:t>
+      </w:r>
+      <w:r>
+        <w:rPr>
+          <w:rFonts w:ascii="Calibri" w:hAnsi="Calibri" w:cs="Calibri"/>
+          <w:b/>
+          <w:sz w:val="20"/>
+          <w:szCs w:val="20"/>
+        </w:rPr>
+        <w:tab/>
+      </w:r>
+      <w:r>
+        <w:rPr>
+          <w:rFonts w:ascii="Calibri" w:hAnsi="Calibri" w:cs="Calibri"/>
+          <w:b/>
+          <w:sz w:val="20"/>
+          <w:szCs w:val="20"/>
+        </w:rPr>
+        <w:tab/>
+      </w:r>
+      <w:r>
+        <w:rPr>
+          <w:rFonts w:ascii="Calibri" w:hAnsi="Calibri" w:cs="Calibri"/>
+          <w:b/>
+          <w:sz w:val="20"/>
+          <w:szCs w:val="20"/>
+        </w:rPr>
+        <w:tab/>
+      </w:r>
+      <w:r>
+        <w:rPr>
+          <w:rFonts w:ascii="Calibri" w:hAnsi="Calibri" w:cs="Calibri"/>
+          <w:b/>
+          <w:sz w:val="20"/>
+          <w:szCs w:val="20"/>
+        </w:rPr>
+        <w:tab/>
+      </w:r>
+      <w:r>
+        <w:rPr>
+          <w:rFonts w:ascii="Calibri" w:hAnsi="Calibri" w:cs="Calibri"/>
+          <w:b/>
+          <w:sz w:val="20"/>
+          <w:szCs w:val="20"/>
+        </w:rPr>
+        <w:tab/>
+      </w:r>
+      <w:r>
+        <w:rPr>
+          <w:rFonts w:ascii="Calibri" w:hAnsi="Calibri" w:cs="Calibri"/>
+          <w:b/>
+          <w:sz w:val="20"/>
+          <w:szCs w:val="20"/>
+        </w:rPr>
+        <w:tab/>
+        <w:t xml:space="preserve">      June</w:t>
+      </w:r>
+      <w:r>
+        <w:rPr>
+          <w:rFonts w:ascii="Calibri" w:hAnsi="Calibri" w:cs="Calibri"/>
+          <w:b/>
+          <w:sz w:val="20"/>
+          <w:szCs w:val="20"/>
+        </w:rPr>
+        <w:t xml:space="preserve"> 201</w:t>
+      </w:r>
+      <w:r>
+        <w:rPr>
+          <w:rFonts w:ascii="Calibri" w:hAnsi="Calibri" w:cs="Calibri"/>
+          <w:b/>
+          <w:sz w:val="20"/>
+          <w:szCs w:val="20"/>
+        </w:rPr>
+        <w:t>3</w:t>
+      </w:r>
+      <w:r>
+        <w:rPr>
+          <w:rFonts w:ascii="Calibri" w:hAnsi="Calibri" w:cs="Calibri"/>
+          <w:b/>
+          <w:sz w:val="20"/>
+          <w:szCs w:val="20"/>
+        </w:rPr>
+        <w:t xml:space="preserve"> – </w:t>
+      </w:r>
+      <w:r>
+        <w:rPr>
+          <w:rFonts w:ascii="Calibri" w:hAnsi="Calibri" w:cs="Calibri"/>
+          <w:b/>
+          <w:sz w:val="20"/>
+          <w:szCs w:val="20"/>
+        </w:rPr>
+        <w:t>April</w:t>
+      </w:r>
+      <w:r>
+        <w:rPr>
+          <w:rFonts w:ascii="Calibri" w:hAnsi="Calibri" w:cs="Calibri"/>
+          <w:b/>
+          <w:sz w:val="20"/>
+          <w:szCs w:val="20"/>
+        </w:rPr>
+        <w:t xml:space="preserve"> 201</w:t>
+      </w:r>
+      <w:r>
+        <w:rPr>
+          <w:rFonts w:ascii="Calibri" w:hAnsi="Calibri" w:cs="Calibri"/>
+          <w:b/>
+          <w:sz w:val="20"/>
+          <w:szCs w:val="20"/>
+        </w:rPr>
+        <w:t>4</w:t>
+      </w:r>
+    </w:p>
+    <w:p>
+      <w:pPr>
+        <w:spacing w:line="240" w:lineRule="auto"/>
+        <w:contextualSpacing/>
+        <w:rPr>
+          <w:rFonts w:ascii="Calibri" w:hAnsi="Calibri" w:cs="Calibri"/>
+          <w:b/>
+          <w:sz w:val="20"/>
+          <w:szCs w:val="20"/>
+        </w:rPr>
+      </w:pPr>
+      <w:r>
+        <w:rPr>
+          <w:rFonts w:ascii="Calibri" w:hAnsi="Calibri" w:cs="Calibri"/>
+          <w:b/>
+          <w:sz w:val="20"/>
+          <w:szCs w:val="20"/>
+        </w:rPr>
+        <w:t>Weight and Balance Tech – Boeing Commercial Airplanes</w:t>
+      </w:r>
+      <w:r>
+        <w:rPr>
+          <w:rFonts w:ascii="Calibri" w:hAnsi="Calibri" w:cs="Calibri"/>
+          <w:b/>
+          <w:sz w:val="20"/>
+          <w:szCs w:val="20"/>
+        </w:rPr>
+        <w:t xml:space="preserve"> </w:t>
+      </w:r>
+      <w:r>
+        <w:rPr>
+          <w:rFonts w:ascii="Calibri" w:hAnsi="Calibri" w:cs="Calibri"/>
+          <w:b/>
+          <w:sz w:val="20"/>
+          <w:szCs w:val="20"/>
+        </w:rPr>
+        <w:tab/>
+      </w:r>
+      <w:r>
+        <w:rPr>
+          <w:rFonts w:ascii="Calibri" w:hAnsi="Calibri" w:cs="Calibri"/>
+          <w:b/>
+          <w:sz w:val="20"/>
+          <w:szCs w:val="20"/>
+        </w:rPr>
+        <w:tab/>
+      </w:r>
+      <w:r>
+        <w:rPr>
+          <w:rFonts w:ascii="Calibri" w:hAnsi="Calibri" w:cs="Calibri"/>
+          <w:b/>
+          <w:sz w:val="20"/>
+          <w:szCs w:val="20"/>
+        </w:rPr>
+        <w:tab/>
+      </w:r>
+      <w:r>
+        <w:rPr>
+          <w:rFonts w:ascii="Calibri" w:hAnsi="Calibri" w:cs="Calibri"/>
+          <w:b/>
+          <w:sz w:val="20"/>
+          <w:szCs w:val="20"/>
+        </w:rPr>
+        <w:tab/>
+      </w:r>
+      <w:r>
+        <w:rPr>
+          <w:rFonts w:ascii="Calibri" w:hAnsi="Calibri" w:cs="Calibri"/>
+          <w:b/>
+          <w:sz w:val="20"/>
+          <w:szCs w:val="20"/>
+        </w:rPr>
+        <w:tab/>
+      </w:r>
+      <w:r>
+        <w:rPr>
+          <w:rFonts w:ascii="Calibri" w:hAnsi="Calibri" w:cs="Calibri"/>
+          <w:b/>
+          <w:sz w:val="20"/>
+          <w:szCs w:val="20"/>
+        </w:rPr>
+        <w:tab/>
+        <w:t xml:space="preserve">      April 2012 – June 2013</w:t>
+      </w:r>
+    </w:p>
+    <w:p>
+      <w:pPr>
+        <w:pStyle w:val="Franklin"/>
+        <w:shd w:val="pct12" w:color="auto" w:fill="FFFFFF"/>
+        <w:spacing w:before="120"/>
+        <w:contextualSpacing/>
+        <w:jc w:val="center"/>
+        <w:rPr>
+          <w:rFonts w:ascii="Calibri" w:hAnsi="Calibri" w:cs="Calibri"/>
+          <w:bCs/>
+          <w:i/>
+          <w:iCs/>
+        </w:rPr>
+      </w:pPr>
+      <w:r>
+        <w:rPr>
+          <w:rFonts w:ascii="Calibri" w:hAnsi="Calibri" w:cs="Calibri"/>
+          <w:b/>
+          <w:smallCaps/>
+          <w:sz w:val="24"/>
+          <w:szCs w:val="24"/>
+        </w:rPr>
+        <w:t>Key Software Skills</w:t>
+      </w:r>
+    </w:p>
+    <w:p>
+      <w:pPr>
+        <w:spacing w:line="240" w:lineRule="auto"/>
+        <w:contextualSpacing/>
+        <w:rPr>
+          <w:rFonts w:ascii="Calibri" w:hAnsi="Calibri" w:cs="Calibri"/>
+          <w:b/>
           <w:bCs/>
           <w:sz w:val="20"/>
           <w:szCs w:val="20"/>
@@ -2322,25 +3373,7 @@
           <w:sz w:val="20"/>
           <w:szCs w:val="20"/>
         </w:rPr>
-        <w:t xml:space="preserve"> | </w:t>
-      </w:r>
-      <w:proofErr w:type="spellStart"/>
-      <w:r>
-        <w:rPr>
-          <w:rFonts w:ascii="Calibri" w:hAnsi="Calibri" w:cs="Calibri"/>
-          <w:sz w:val="20"/>
-          <w:szCs w:val="20"/>
-        </w:rPr>
-        <w:t>AVFoundation</w:t>
-      </w:r>
-      <w:proofErr w:type="spellEnd"/>
-      <w:r>
-        <w:rPr>
-          <w:rFonts w:ascii="Calibri" w:hAnsi="Calibri" w:cs="Calibri"/>
-          <w:sz w:val="20"/>
-          <w:szCs w:val="20"/>
-        </w:rPr>
-        <w:t xml:space="preserve"> | Combine | Foundation Models | Accelerate | Core Image | Core Graphics | </w:t>
+        <w:t xml:space="preserve"> | AVFoundation | Combine | Foundation Models | Accelerate | Core Image | Core Graphics | </w:t>
       </w:r>
       <w:proofErr w:type="spellStart"/>
       <w:r>
@@ -3016,6 +4049,232 @@
     </w:lvl>
   </w:abstractNum>
   <w:abstractNum w:abstractNumId="3" w15:restartNumberingAfterBreak="0">
+    <w:nsid w:val="2D246DB9"/>
+    <w:multiLevelType w:val="hybridMultilevel"/>
+    <w:tmpl w:val="4E4AE134"/>
+    <w:lvl w:ilvl="0" w:tplc="04090001">
+      <w:start w:val="1"/>
+      <w:numFmt w:val="bullet"/>
+      <w:lvlText w:val=""/>
+      <w:lvlJc w:val="left"/>
+      <w:pPr>
+        <w:ind w:left="720" w:hanging="360"/>
+      </w:pPr>
+      <w:rPr>
+        <w:rFonts w:ascii="Symbol" w:hAnsi="Symbol" w:hint="default"/>
+      </w:rPr>
+    </w:lvl>
+    <w:lvl w:ilvl="1" w:tplc="04090003" w:tentative="1">
+      <w:start w:val="1"/>
+      <w:numFmt w:val="bullet"/>
+      <w:lvlText w:val="o"/>
+      <w:lvlJc w:val="left"/>
+      <w:pPr>
+        <w:ind w:left="1440" w:hanging="360"/>
+      </w:pPr>
+      <w:rPr>
+        <w:rFonts w:ascii="Courier New" w:hAnsi="Courier New" w:cs="Courier New" w:hint="default"/>
+      </w:rPr>
+    </w:lvl>
+    <w:lvl w:ilvl="2" w:tplc="04090005" w:tentative="1">
+      <w:start w:val="1"/>
+      <w:numFmt w:val="bullet"/>
+      <w:lvlText w:val=""/>
+      <w:lvlJc w:val="left"/>
+      <w:pPr>
+        <w:ind w:left="2160" w:hanging="360"/>
+      </w:pPr>
+      <w:rPr>
+        <w:rFonts w:ascii="Wingdings" w:hAnsi="Wingdings" w:hint="default"/>
+      </w:rPr>
+    </w:lvl>
+    <w:lvl w:ilvl="3" w:tplc="04090001" w:tentative="1">
+      <w:start w:val="1"/>
+      <w:numFmt w:val="bullet"/>
+      <w:lvlText w:val=""/>
+      <w:lvlJc w:val="left"/>
+      <w:pPr>
+        <w:ind w:left="2880" w:hanging="360"/>
+      </w:pPr>
+      <w:rPr>
+        <w:rFonts w:ascii="Symbol" w:hAnsi="Symbol" w:hint="default"/>
+      </w:rPr>
+    </w:lvl>
+    <w:lvl w:ilvl="4" w:tplc="04090003" w:tentative="1">
+      <w:start w:val="1"/>
+      <w:numFmt w:val="bullet"/>
+      <w:lvlText w:val="o"/>
+      <w:lvlJc w:val="left"/>
+      <w:pPr>
+        <w:ind w:left="3600" w:hanging="360"/>
+      </w:pPr>
+      <w:rPr>
+        <w:rFonts w:ascii="Courier New" w:hAnsi="Courier New" w:cs="Courier New" w:hint="default"/>
+      </w:rPr>
+    </w:lvl>
+    <w:lvl w:ilvl="5" w:tplc="04090005" w:tentative="1">
+      <w:start w:val="1"/>
+      <w:numFmt w:val="bullet"/>
+      <w:lvlText w:val=""/>
+      <w:lvlJc w:val="left"/>
+      <w:pPr>
+        <w:ind w:left="4320" w:hanging="360"/>
+      </w:pPr>
+      <w:rPr>
+        <w:rFonts w:ascii="Wingdings" w:hAnsi="Wingdings" w:hint="default"/>
+      </w:rPr>
+    </w:lvl>
+    <w:lvl w:ilvl="6" w:tplc="04090001" w:tentative="1">
+      <w:start w:val="1"/>
+      <w:numFmt w:val="bullet"/>
+      <w:lvlText w:val=""/>
+      <w:lvlJc w:val="left"/>
+      <w:pPr>
+        <w:ind w:left="5040" w:hanging="360"/>
+      </w:pPr>
+      <w:rPr>
+        <w:rFonts w:ascii="Symbol" w:hAnsi="Symbol" w:hint="default"/>
+      </w:rPr>
+    </w:lvl>
+    <w:lvl w:ilvl="7" w:tplc="04090003" w:tentative="1">
+      <w:start w:val="1"/>
+      <w:numFmt w:val="bullet"/>
+      <w:lvlText w:val="o"/>
+      <w:lvlJc w:val="left"/>
+      <w:pPr>
+        <w:ind w:left="5760" w:hanging="360"/>
+      </w:pPr>
+      <w:rPr>
+        <w:rFonts w:ascii="Courier New" w:hAnsi="Courier New" w:cs="Courier New" w:hint="default"/>
+      </w:rPr>
+    </w:lvl>
+    <w:lvl w:ilvl="8" w:tplc="04090005" w:tentative="1">
+      <w:start w:val="1"/>
+      <w:numFmt w:val="bullet"/>
+      <w:lvlText w:val=""/>
+      <w:lvlJc w:val="left"/>
+      <w:pPr>
+        <w:ind w:left="6480" w:hanging="360"/>
+      </w:pPr>
+      <w:rPr>
+        <w:rFonts w:ascii="Wingdings" w:hAnsi="Wingdings" w:hint="default"/>
+      </w:rPr>
+    </w:lvl>
+  </w:abstractNum>
+  <w:abstractNum w:abstractNumId="4" w15:restartNumberingAfterBreak="0">
+    <w:nsid w:val="344326B8"/>
+    <w:multiLevelType w:val="hybridMultilevel"/>
+    <w:tmpl w:val="DF880A3E"/>
+    <w:lvl w:ilvl="0" w:tplc="04090001">
+      <w:start w:val="1"/>
+      <w:numFmt w:val="bullet"/>
+      <w:lvlText w:val=""/>
+      <w:lvlJc w:val="left"/>
+      <w:pPr>
+        <w:ind w:left="1080" w:hanging="360"/>
+      </w:pPr>
+      <w:rPr>
+        <w:rFonts w:ascii="Symbol" w:hAnsi="Symbol" w:hint="default"/>
+      </w:rPr>
+    </w:lvl>
+    <w:lvl w:ilvl="1" w:tplc="04090003" w:tentative="1">
+      <w:start w:val="1"/>
+      <w:numFmt w:val="bullet"/>
+      <w:lvlText w:val="o"/>
+      <w:lvlJc w:val="left"/>
+      <w:pPr>
+        <w:ind w:left="1800" w:hanging="360"/>
+      </w:pPr>
+      <w:rPr>
+        <w:rFonts w:ascii="Courier New" w:hAnsi="Courier New" w:cs="Courier New" w:hint="default"/>
+      </w:rPr>
+    </w:lvl>
+    <w:lvl w:ilvl="2" w:tplc="04090005" w:tentative="1">
+      <w:start w:val="1"/>
+      <w:numFmt w:val="bullet"/>
+      <w:lvlText w:val=""/>
+      <w:lvlJc w:val="left"/>
+      <w:pPr>
+        <w:ind w:left="2520" w:hanging="360"/>
+      </w:pPr>
+      <w:rPr>
+        <w:rFonts w:ascii="Wingdings" w:hAnsi="Wingdings" w:hint="default"/>
+      </w:rPr>
+    </w:lvl>
+    <w:lvl w:ilvl="3" w:tplc="04090001" w:tentative="1">
+      <w:start w:val="1"/>
+      <w:numFmt w:val="bullet"/>
+      <w:lvlText w:val=""/>
+      <w:lvlJc w:val="left"/>
+      <w:pPr>
+        <w:ind w:left="3240" w:hanging="360"/>
+      </w:pPr>
+      <w:rPr>
+        <w:rFonts w:ascii="Symbol" w:hAnsi="Symbol" w:hint="default"/>
+      </w:rPr>
+    </w:lvl>
+    <w:lvl w:ilvl="4" w:tplc="04090003" w:tentative="1">
+      <w:start w:val="1"/>
+      <w:numFmt w:val="bullet"/>
+      <w:lvlText w:val="o"/>
+      <w:lvlJc w:val="left"/>
+      <w:pPr>
+        <w:ind w:left="3960" w:hanging="360"/>
+      </w:pPr>
+      <w:rPr>
+        <w:rFonts w:ascii="Courier New" w:hAnsi="Courier New" w:cs="Courier New" w:hint="default"/>
+      </w:rPr>
+    </w:lvl>
+    <w:lvl w:ilvl="5" w:tplc="04090005" w:tentative="1">
+      <w:start w:val="1"/>
+      <w:numFmt w:val="bullet"/>
+      <w:lvlText w:val=""/>
+      <w:lvlJc w:val="left"/>
+      <w:pPr>
+        <w:ind w:left="4680" w:hanging="360"/>
+      </w:pPr>
+      <w:rPr>
+        <w:rFonts w:ascii="Wingdings" w:hAnsi="Wingdings" w:hint="default"/>
+      </w:rPr>
+    </w:lvl>
+    <w:lvl w:ilvl="6" w:tplc="04090001" w:tentative="1">
+      <w:start w:val="1"/>
+      <w:numFmt w:val="bullet"/>
+      <w:lvlText w:val=""/>
+      <w:lvlJc w:val="left"/>
+      <w:pPr>
+        <w:ind w:left="5400" w:hanging="360"/>
+      </w:pPr>
+      <w:rPr>
+        <w:rFonts w:ascii="Symbol" w:hAnsi="Symbol" w:hint="default"/>
+      </w:rPr>
+    </w:lvl>
+    <w:lvl w:ilvl="7" w:tplc="04090003" w:tentative="1">
+      <w:start w:val="1"/>
+      <w:numFmt w:val="bullet"/>
+      <w:lvlText w:val="o"/>
+      <w:lvlJc w:val="left"/>
+      <w:pPr>
+        <w:ind w:left="6120" w:hanging="360"/>
+      </w:pPr>
+      <w:rPr>
+        <w:rFonts w:ascii="Courier New" w:hAnsi="Courier New" w:cs="Courier New" w:hint="default"/>
+      </w:rPr>
+    </w:lvl>
+    <w:lvl w:ilvl="8" w:tplc="04090005" w:tentative="1">
+      <w:start w:val="1"/>
+      <w:numFmt w:val="bullet"/>
+      <w:lvlText w:val=""/>
+      <w:lvlJc w:val="left"/>
+      <w:pPr>
+        <w:ind w:left="6840" w:hanging="360"/>
+      </w:pPr>
+      <w:rPr>
+        <w:rFonts w:ascii="Wingdings" w:hAnsi="Wingdings" w:hint="default"/>
+      </w:rPr>
+    </w:lvl>
+  </w:abstractNum>
+  <w:abstractNum w:abstractNumId="5" w15:restartNumberingAfterBreak="0">
     <w:nsid w:val="3ABF7F02"/>
     <w:multiLevelType w:val="hybridMultilevel"/>
     <w:tmpl w:val="793A0CE8"/>
@@ -3128,7 +4387,120 @@
       </w:rPr>
     </w:lvl>
   </w:abstractNum>
-  <w:abstractNum w:abstractNumId="4" w15:restartNumberingAfterBreak="0">
+  <w:abstractNum w:abstractNumId="6" w15:restartNumberingAfterBreak="0">
+    <w:nsid w:val="459247CE"/>
+    <w:multiLevelType w:val="hybridMultilevel"/>
+    <w:tmpl w:val="EC3093CC"/>
+    <w:lvl w:ilvl="0" w:tplc="04090001">
+      <w:start w:val="1"/>
+      <w:numFmt w:val="bullet"/>
+      <w:lvlText w:val=""/>
+      <w:lvlJc w:val="left"/>
+      <w:pPr>
+        <w:ind w:left="1080" w:hanging="360"/>
+      </w:pPr>
+      <w:rPr>
+        <w:rFonts w:ascii="Symbol" w:hAnsi="Symbol" w:hint="default"/>
+      </w:rPr>
+    </w:lvl>
+    <w:lvl w:ilvl="1" w:tplc="04090003" w:tentative="1">
+      <w:start w:val="1"/>
+      <w:numFmt w:val="bullet"/>
+      <w:lvlText w:val="o"/>
+      <w:lvlJc w:val="left"/>
+      <w:pPr>
+        <w:ind w:left="1800" w:hanging="360"/>
+      </w:pPr>
+      <w:rPr>
+        <w:rFonts w:ascii="Courier New" w:hAnsi="Courier New" w:cs="Courier New" w:hint="default"/>
+      </w:rPr>
+    </w:lvl>
+    <w:lvl w:ilvl="2" w:tplc="04090005" w:tentative="1">
+      <w:start w:val="1"/>
+      <w:numFmt w:val="bullet"/>
+      <w:lvlText w:val=""/>
+      <w:lvlJc w:val="left"/>
+      <w:pPr>
+        <w:ind w:left="2520" w:hanging="360"/>
+      </w:pPr>
+      <w:rPr>
+        <w:rFonts w:ascii="Wingdings" w:hAnsi="Wingdings" w:hint="default"/>
+      </w:rPr>
+    </w:lvl>
+    <w:lvl w:ilvl="3" w:tplc="04090001" w:tentative="1">
+      <w:start w:val="1"/>
+      <w:numFmt w:val="bullet"/>
+      <w:lvlText w:val=""/>
+      <w:lvlJc w:val="left"/>
+      <w:pPr>
+        <w:ind w:left="3240" w:hanging="360"/>
+      </w:pPr>
+      <w:rPr>
+        <w:rFonts w:ascii="Symbol" w:hAnsi="Symbol" w:hint="default"/>
+      </w:rPr>
+    </w:lvl>
+    <w:lvl w:ilvl="4" w:tplc="04090003" w:tentative="1">
+      <w:start w:val="1"/>
+      <w:numFmt w:val="bullet"/>
+      <w:lvlText w:val="o"/>
+      <w:lvlJc w:val="left"/>
+      <w:pPr>
+        <w:ind w:left="3960" w:hanging="360"/>
+      </w:pPr>
+      <w:rPr>
+        <w:rFonts w:ascii="Courier New" w:hAnsi="Courier New" w:cs="Courier New" w:hint="default"/>
+      </w:rPr>
+    </w:lvl>
+    <w:lvl w:ilvl="5" w:tplc="04090005" w:tentative="1">
+      <w:start w:val="1"/>
+      <w:numFmt w:val="bullet"/>
+      <w:lvlText w:val=""/>
+      <w:lvlJc w:val="left"/>
+      <w:pPr>
+        <w:ind w:left="4680" w:hanging="360"/>
+      </w:pPr>
+      <w:rPr>
+        <w:rFonts w:ascii="Wingdings" w:hAnsi="Wingdings" w:hint="default"/>
+      </w:rPr>
+    </w:lvl>
+    <w:lvl w:ilvl="6" w:tplc="04090001" w:tentative="1">
+      <w:start w:val="1"/>
+      <w:numFmt w:val="bullet"/>
+      <w:lvlText w:val=""/>
+      <w:lvlJc w:val="left"/>
+      <w:pPr>
+        <w:ind w:left="5400" w:hanging="360"/>
+      </w:pPr>
+      <w:rPr>
+        <w:rFonts w:ascii="Symbol" w:hAnsi="Symbol" w:hint="default"/>
+      </w:rPr>
+    </w:lvl>
+    <w:lvl w:ilvl="7" w:tplc="04090003" w:tentative="1">
+      <w:start w:val="1"/>
+      <w:numFmt w:val="bullet"/>
+      <w:lvlText w:val="o"/>
+      <w:lvlJc w:val="left"/>
+      <w:pPr>
+        <w:ind w:left="6120" w:hanging="360"/>
+      </w:pPr>
+      <w:rPr>
+        <w:rFonts w:ascii="Courier New" w:hAnsi="Courier New" w:cs="Courier New" w:hint="default"/>
+      </w:rPr>
+    </w:lvl>
+    <w:lvl w:ilvl="8" w:tplc="04090005" w:tentative="1">
+      <w:start w:val="1"/>
+      <w:numFmt w:val="bullet"/>
+      <w:lvlText w:val=""/>
+      <w:lvlJc w:val="left"/>
+      <w:pPr>
+        <w:ind w:left="6840" w:hanging="360"/>
+      </w:pPr>
+      <w:rPr>
+        <w:rFonts w:ascii="Wingdings" w:hAnsi="Wingdings" w:hint="default"/>
+      </w:rPr>
+    </w:lvl>
+  </w:abstractNum>
+  <w:abstractNum w:abstractNumId="7" w15:restartNumberingAfterBreak="0">
     <w:nsid w:val="47717611"/>
     <w:multiLevelType w:val="hybridMultilevel"/>
     <w:tmpl w:val="7E782414"/>
@@ -3241,7 +4613,233 @@
       </w:rPr>
     </w:lvl>
   </w:abstractNum>
-  <w:abstractNum w:abstractNumId="5" w15:restartNumberingAfterBreak="0">
+  <w:abstractNum w:abstractNumId="8" w15:restartNumberingAfterBreak="0">
+    <w:nsid w:val="47846275"/>
+    <w:multiLevelType w:val="hybridMultilevel"/>
+    <w:tmpl w:val="BE58AA3A"/>
+    <w:lvl w:ilvl="0" w:tplc="04090001">
+      <w:start w:val="1"/>
+      <w:numFmt w:val="bullet"/>
+      <w:lvlText w:val=""/>
+      <w:lvlJc w:val="left"/>
+      <w:pPr>
+        <w:ind w:left="720" w:hanging="360"/>
+      </w:pPr>
+      <w:rPr>
+        <w:rFonts w:ascii="Symbol" w:hAnsi="Symbol" w:hint="default"/>
+      </w:rPr>
+    </w:lvl>
+    <w:lvl w:ilvl="1" w:tplc="04090003" w:tentative="1">
+      <w:start w:val="1"/>
+      <w:numFmt w:val="bullet"/>
+      <w:lvlText w:val="o"/>
+      <w:lvlJc w:val="left"/>
+      <w:pPr>
+        <w:ind w:left="1440" w:hanging="360"/>
+      </w:pPr>
+      <w:rPr>
+        <w:rFonts w:ascii="Courier New" w:hAnsi="Courier New" w:cs="Courier New" w:hint="default"/>
+      </w:rPr>
+    </w:lvl>
+    <w:lvl w:ilvl="2" w:tplc="04090005" w:tentative="1">
+      <w:start w:val="1"/>
+      <w:numFmt w:val="bullet"/>
+      <w:lvlText w:val=""/>
+      <w:lvlJc w:val="left"/>
+      <w:pPr>
+        <w:ind w:left="2160" w:hanging="360"/>
+      </w:pPr>
+      <w:rPr>
+        <w:rFonts w:ascii="Wingdings" w:hAnsi="Wingdings" w:hint="default"/>
+      </w:rPr>
+    </w:lvl>
+    <w:lvl w:ilvl="3" w:tplc="04090001" w:tentative="1">
+      <w:start w:val="1"/>
+      <w:numFmt w:val="bullet"/>
+      <w:lvlText w:val=""/>
+      <w:lvlJc w:val="left"/>
+      <w:pPr>
+        <w:ind w:left="2880" w:hanging="360"/>
+      </w:pPr>
+      <w:rPr>
+        <w:rFonts w:ascii="Symbol" w:hAnsi="Symbol" w:hint="default"/>
+      </w:rPr>
+    </w:lvl>
+    <w:lvl w:ilvl="4" w:tplc="04090003" w:tentative="1">
+      <w:start w:val="1"/>
+      <w:numFmt w:val="bullet"/>
+      <w:lvlText w:val="o"/>
+      <w:lvlJc w:val="left"/>
+      <w:pPr>
+        <w:ind w:left="3600" w:hanging="360"/>
+      </w:pPr>
+      <w:rPr>
+        <w:rFonts w:ascii="Courier New" w:hAnsi="Courier New" w:cs="Courier New" w:hint="default"/>
+      </w:rPr>
+    </w:lvl>
+    <w:lvl w:ilvl="5" w:tplc="04090005" w:tentative="1">
+      <w:start w:val="1"/>
+      <w:numFmt w:val="bullet"/>
+      <w:lvlText w:val=""/>
+      <w:lvlJc w:val="left"/>
+      <w:pPr>
+        <w:ind w:left="4320" w:hanging="360"/>
+      </w:pPr>
+      <w:rPr>
+        <w:rFonts w:ascii="Wingdings" w:hAnsi="Wingdings" w:hint="default"/>
+      </w:rPr>
+    </w:lvl>
+    <w:lvl w:ilvl="6" w:tplc="04090001" w:tentative="1">
+      <w:start w:val="1"/>
+      <w:numFmt w:val="bullet"/>
+      <w:lvlText w:val=""/>
+      <w:lvlJc w:val="left"/>
+      <w:pPr>
+        <w:ind w:left="5040" w:hanging="360"/>
+      </w:pPr>
+      <w:rPr>
+        <w:rFonts w:ascii="Symbol" w:hAnsi="Symbol" w:hint="default"/>
+      </w:rPr>
+    </w:lvl>
+    <w:lvl w:ilvl="7" w:tplc="04090003" w:tentative="1">
+      <w:start w:val="1"/>
+      <w:numFmt w:val="bullet"/>
+      <w:lvlText w:val="o"/>
+      <w:lvlJc w:val="left"/>
+      <w:pPr>
+        <w:ind w:left="5760" w:hanging="360"/>
+      </w:pPr>
+      <w:rPr>
+        <w:rFonts w:ascii="Courier New" w:hAnsi="Courier New" w:cs="Courier New" w:hint="default"/>
+      </w:rPr>
+    </w:lvl>
+    <w:lvl w:ilvl="8" w:tplc="04090005" w:tentative="1">
+      <w:start w:val="1"/>
+      <w:numFmt w:val="bullet"/>
+      <w:lvlText w:val=""/>
+      <w:lvlJc w:val="left"/>
+      <w:pPr>
+        <w:ind w:left="6480" w:hanging="360"/>
+      </w:pPr>
+      <w:rPr>
+        <w:rFonts w:ascii="Wingdings" w:hAnsi="Wingdings" w:hint="default"/>
+      </w:rPr>
+    </w:lvl>
+  </w:abstractNum>
+  <w:abstractNum w:abstractNumId="9" w15:restartNumberingAfterBreak="0">
+    <w:nsid w:val="4EC6514C"/>
+    <w:multiLevelType w:val="hybridMultilevel"/>
+    <w:tmpl w:val="2B329424"/>
+    <w:lvl w:ilvl="0" w:tplc="04090001">
+      <w:start w:val="1"/>
+      <w:numFmt w:val="bullet"/>
+      <w:lvlText w:val=""/>
+      <w:lvlJc w:val="left"/>
+      <w:pPr>
+        <w:ind w:left="720" w:hanging="360"/>
+      </w:pPr>
+      <w:rPr>
+        <w:rFonts w:ascii="Symbol" w:hAnsi="Symbol" w:hint="default"/>
+      </w:rPr>
+    </w:lvl>
+    <w:lvl w:ilvl="1" w:tplc="04090003" w:tentative="1">
+      <w:start w:val="1"/>
+      <w:numFmt w:val="bullet"/>
+      <w:lvlText w:val="o"/>
+      <w:lvlJc w:val="left"/>
+      <w:pPr>
+        <w:ind w:left="1440" w:hanging="360"/>
+      </w:pPr>
+      <w:rPr>
+        <w:rFonts w:ascii="Courier New" w:hAnsi="Courier New" w:cs="Courier New" w:hint="default"/>
+      </w:rPr>
+    </w:lvl>
+    <w:lvl w:ilvl="2" w:tplc="04090005" w:tentative="1">
+      <w:start w:val="1"/>
+      <w:numFmt w:val="bullet"/>
+      <w:lvlText w:val=""/>
+      <w:lvlJc w:val="left"/>
+      <w:pPr>
+        <w:ind w:left="2160" w:hanging="360"/>
+      </w:pPr>
+      <w:rPr>
+        <w:rFonts w:ascii="Wingdings" w:hAnsi="Wingdings" w:hint="default"/>
+      </w:rPr>
+    </w:lvl>
+    <w:lvl w:ilvl="3" w:tplc="04090001" w:tentative="1">
+      <w:start w:val="1"/>
+      <w:numFmt w:val="bullet"/>
+      <w:lvlText w:val=""/>
+      <w:lvlJc w:val="left"/>
+      <w:pPr>
+        <w:ind w:left="2880" w:hanging="360"/>
+      </w:pPr>
+      <w:rPr>
+        <w:rFonts w:ascii="Symbol" w:hAnsi="Symbol" w:hint="default"/>
+      </w:rPr>
+    </w:lvl>
+    <w:lvl w:ilvl="4" w:tplc="04090003" w:tentative="1">
+      <w:start w:val="1"/>
+      <w:numFmt w:val="bullet"/>
+      <w:lvlText w:val="o"/>
+      <w:lvlJc w:val="left"/>
+      <w:pPr>
+        <w:ind w:left="3600" w:hanging="360"/>
+      </w:pPr>
+      <w:rPr>
+        <w:rFonts w:ascii="Courier New" w:hAnsi="Courier New" w:cs="Courier New" w:hint="default"/>
+      </w:rPr>
+    </w:lvl>
+    <w:lvl w:ilvl="5" w:tplc="04090005" w:tentative="1">
+      <w:start w:val="1"/>
+      <w:numFmt w:val="bullet"/>
+      <w:lvlText w:val=""/>
+      <w:lvlJc w:val="left"/>
+      <w:pPr>
+        <w:ind w:left="4320" w:hanging="360"/>
+      </w:pPr>
+      <w:rPr>
+        <w:rFonts w:ascii="Wingdings" w:hAnsi="Wingdings" w:hint="default"/>
+      </w:rPr>
+    </w:lvl>
+    <w:lvl w:ilvl="6" w:tplc="04090001" w:tentative="1">
+      <w:start w:val="1"/>
+      <w:numFmt w:val="bullet"/>
+      <w:lvlText w:val=""/>
+      <w:lvlJc w:val="left"/>
+      <w:pPr>
+        <w:ind w:left="5040" w:hanging="360"/>
+      </w:pPr>
+      <w:rPr>
+        <w:rFonts w:ascii="Symbol" w:hAnsi="Symbol" w:hint="default"/>
+      </w:rPr>
+    </w:lvl>
+    <w:lvl w:ilvl="7" w:tplc="04090003" w:tentative="1">
+      <w:start w:val="1"/>
+      <w:numFmt w:val="bullet"/>
+      <w:lvlText w:val="o"/>
+      <w:lvlJc w:val="left"/>
+      <w:pPr>
+        <w:ind w:left="5760" w:hanging="360"/>
+      </w:pPr>
+      <w:rPr>
+        <w:rFonts w:ascii="Courier New" w:hAnsi="Courier New" w:cs="Courier New" w:hint="default"/>
+      </w:rPr>
+    </w:lvl>
+    <w:lvl w:ilvl="8" w:tplc="04090005" w:tentative="1">
+      <w:start w:val="1"/>
+      <w:numFmt w:val="bullet"/>
+      <w:lvlText w:val=""/>
+      <w:lvlJc w:val="left"/>
+      <w:pPr>
+        <w:ind w:left="6480" w:hanging="360"/>
+      </w:pPr>
+      <w:rPr>
+        <w:rFonts w:ascii="Wingdings" w:hAnsi="Wingdings" w:hint="default"/>
+      </w:rPr>
+    </w:lvl>
+  </w:abstractNum>
+  <w:abstractNum w:abstractNumId="10" w15:restartNumberingAfterBreak="0">
     <w:nsid w:val="57A772CF"/>
     <w:multiLevelType w:val="hybridMultilevel"/>
     <w:tmpl w:val="A2700D8C"/>
@@ -3354,8 +4952,234 @@
       </w:rPr>
     </w:lvl>
   </w:abstractNum>
+  <w:abstractNum w:abstractNumId="11" w15:restartNumberingAfterBreak="0">
+    <w:nsid w:val="5A1B74C1"/>
+    <w:multiLevelType w:val="hybridMultilevel"/>
+    <w:tmpl w:val="A1DAD79A"/>
+    <w:lvl w:ilvl="0" w:tplc="04090001">
+      <w:start w:val="1"/>
+      <w:numFmt w:val="bullet"/>
+      <w:lvlText w:val=""/>
+      <w:lvlJc w:val="left"/>
+      <w:pPr>
+        <w:ind w:left="720" w:hanging="360"/>
+      </w:pPr>
+      <w:rPr>
+        <w:rFonts w:ascii="Symbol" w:hAnsi="Symbol" w:hint="default"/>
+      </w:rPr>
+    </w:lvl>
+    <w:lvl w:ilvl="1" w:tplc="04090003" w:tentative="1">
+      <w:start w:val="1"/>
+      <w:numFmt w:val="bullet"/>
+      <w:lvlText w:val="o"/>
+      <w:lvlJc w:val="left"/>
+      <w:pPr>
+        <w:ind w:left="1440" w:hanging="360"/>
+      </w:pPr>
+      <w:rPr>
+        <w:rFonts w:ascii="Courier New" w:hAnsi="Courier New" w:cs="Courier New" w:hint="default"/>
+      </w:rPr>
+    </w:lvl>
+    <w:lvl w:ilvl="2" w:tplc="04090005" w:tentative="1">
+      <w:start w:val="1"/>
+      <w:numFmt w:val="bullet"/>
+      <w:lvlText w:val=""/>
+      <w:lvlJc w:val="left"/>
+      <w:pPr>
+        <w:ind w:left="2160" w:hanging="360"/>
+      </w:pPr>
+      <w:rPr>
+        <w:rFonts w:ascii="Wingdings" w:hAnsi="Wingdings" w:hint="default"/>
+      </w:rPr>
+    </w:lvl>
+    <w:lvl w:ilvl="3" w:tplc="04090001" w:tentative="1">
+      <w:start w:val="1"/>
+      <w:numFmt w:val="bullet"/>
+      <w:lvlText w:val=""/>
+      <w:lvlJc w:val="left"/>
+      <w:pPr>
+        <w:ind w:left="2880" w:hanging="360"/>
+      </w:pPr>
+      <w:rPr>
+        <w:rFonts w:ascii="Symbol" w:hAnsi="Symbol" w:hint="default"/>
+      </w:rPr>
+    </w:lvl>
+    <w:lvl w:ilvl="4" w:tplc="04090003" w:tentative="1">
+      <w:start w:val="1"/>
+      <w:numFmt w:val="bullet"/>
+      <w:lvlText w:val="o"/>
+      <w:lvlJc w:val="left"/>
+      <w:pPr>
+        <w:ind w:left="3600" w:hanging="360"/>
+      </w:pPr>
+      <w:rPr>
+        <w:rFonts w:ascii="Courier New" w:hAnsi="Courier New" w:cs="Courier New" w:hint="default"/>
+      </w:rPr>
+    </w:lvl>
+    <w:lvl w:ilvl="5" w:tplc="04090005" w:tentative="1">
+      <w:start w:val="1"/>
+      <w:numFmt w:val="bullet"/>
+      <w:lvlText w:val=""/>
+      <w:lvlJc w:val="left"/>
+      <w:pPr>
+        <w:ind w:left="4320" w:hanging="360"/>
+      </w:pPr>
+      <w:rPr>
+        <w:rFonts w:ascii="Wingdings" w:hAnsi="Wingdings" w:hint="default"/>
+      </w:rPr>
+    </w:lvl>
+    <w:lvl w:ilvl="6" w:tplc="04090001" w:tentative="1">
+      <w:start w:val="1"/>
+      <w:numFmt w:val="bullet"/>
+      <w:lvlText w:val=""/>
+      <w:lvlJc w:val="left"/>
+      <w:pPr>
+        <w:ind w:left="5040" w:hanging="360"/>
+      </w:pPr>
+      <w:rPr>
+        <w:rFonts w:ascii="Symbol" w:hAnsi="Symbol" w:hint="default"/>
+      </w:rPr>
+    </w:lvl>
+    <w:lvl w:ilvl="7" w:tplc="04090003" w:tentative="1">
+      <w:start w:val="1"/>
+      <w:numFmt w:val="bullet"/>
+      <w:lvlText w:val="o"/>
+      <w:lvlJc w:val="left"/>
+      <w:pPr>
+        <w:ind w:left="5760" w:hanging="360"/>
+      </w:pPr>
+      <w:rPr>
+        <w:rFonts w:ascii="Courier New" w:hAnsi="Courier New" w:cs="Courier New" w:hint="default"/>
+      </w:rPr>
+    </w:lvl>
+    <w:lvl w:ilvl="8" w:tplc="04090005" w:tentative="1">
+      <w:start w:val="1"/>
+      <w:numFmt w:val="bullet"/>
+      <w:lvlText w:val=""/>
+      <w:lvlJc w:val="left"/>
+      <w:pPr>
+        <w:ind w:left="6480" w:hanging="360"/>
+      </w:pPr>
+      <w:rPr>
+        <w:rFonts w:ascii="Wingdings" w:hAnsi="Wingdings" w:hint="default"/>
+      </w:rPr>
+    </w:lvl>
+  </w:abstractNum>
+  <w:abstractNum w:abstractNumId="12" w15:restartNumberingAfterBreak="0">
+    <w:nsid w:val="5F9512FE"/>
+    <w:multiLevelType w:val="hybridMultilevel"/>
+    <w:tmpl w:val="8C3A3600"/>
+    <w:lvl w:ilvl="0" w:tplc="04090001">
+      <w:start w:val="1"/>
+      <w:numFmt w:val="bullet"/>
+      <w:lvlText w:val=""/>
+      <w:lvlJc w:val="left"/>
+      <w:pPr>
+        <w:ind w:left="720" w:hanging="360"/>
+      </w:pPr>
+      <w:rPr>
+        <w:rFonts w:ascii="Symbol" w:hAnsi="Symbol" w:hint="default"/>
+      </w:rPr>
+    </w:lvl>
+    <w:lvl w:ilvl="1" w:tplc="04090003" w:tentative="1">
+      <w:start w:val="1"/>
+      <w:numFmt w:val="bullet"/>
+      <w:lvlText w:val="o"/>
+      <w:lvlJc w:val="left"/>
+      <w:pPr>
+        <w:ind w:left="1440" w:hanging="360"/>
+      </w:pPr>
+      <w:rPr>
+        <w:rFonts w:ascii="Courier New" w:hAnsi="Courier New" w:cs="Courier New" w:hint="default"/>
+      </w:rPr>
+    </w:lvl>
+    <w:lvl w:ilvl="2" w:tplc="04090005" w:tentative="1">
+      <w:start w:val="1"/>
+      <w:numFmt w:val="bullet"/>
+      <w:lvlText w:val=""/>
+      <w:lvlJc w:val="left"/>
+      <w:pPr>
+        <w:ind w:left="2160" w:hanging="360"/>
+      </w:pPr>
+      <w:rPr>
+        <w:rFonts w:ascii="Wingdings" w:hAnsi="Wingdings" w:hint="default"/>
+      </w:rPr>
+    </w:lvl>
+    <w:lvl w:ilvl="3" w:tplc="04090001" w:tentative="1">
+      <w:start w:val="1"/>
+      <w:numFmt w:val="bullet"/>
+      <w:lvlText w:val=""/>
+      <w:lvlJc w:val="left"/>
+      <w:pPr>
+        <w:ind w:left="2880" w:hanging="360"/>
+      </w:pPr>
+      <w:rPr>
+        <w:rFonts w:ascii="Symbol" w:hAnsi="Symbol" w:hint="default"/>
+      </w:rPr>
+    </w:lvl>
+    <w:lvl w:ilvl="4" w:tplc="04090003" w:tentative="1">
+      <w:start w:val="1"/>
+      <w:numFmt w:val="bullet"/>
+      <w:lvlText w:val="o"/>
+      <w:lvlJc w:val="left"/>
+      <w:pPr>
+        <w:ind w:left="3600" w:hanging="360"/>
+      </w:pPr>
+      <w:rPr>
+        <w:rFonts w:ascii="Courier New" w:hAnsi="Courier New" w:cs="Courier New" w:hint="default"/>
+      </w:rPr>
+    </w:lvl>
+    <w:lvl w:ilvl="5" w:tplc="04090005" w:tentative="1">
+      <w:start w:val="1"/>
+      <w:numFmt w:val="bullet"/>
+      <w:lvlText w:val=""/>
+      <w:lvlJc w:val="left"/>
+      <w:pPr>
+        <w:ind w:left="4320" w:hanging="360"/>
+      </w:pPr>
+      <w:rPr>
+        <w:rFonts w:ascii="Wingdings" w:hAnsi="Wingdings" w:hint="default"/>
+      </w:rPr>
+    </w:lvl>
+    <w:lvl w:ilvl="6" w:tplc="04090001" w:tentative="1">
+      <w:start w:val="1"/>
+      <w:numFmt w:val="bullet"/>
+      <w:lvlText w:val=""/>
+      <w:lvlJc w:val="left"/>
+      <w:pPr>
+        <w:ind w:left="5040" w:hanging="360"/>
+      </w:pPr>
+      <w:rPr>
+        <w:rFonts w:ascii="Symbol" w:hAnsi="Symbol" w:hint="default"/>
+      </w:rPr>
+    </w:lvl>
+    <w:lvl w:ilvl="7" w:tplc="04090003" w:tentative="1">
+      <w:start w:val="1"/>
+      <w:numFmt w:val="bullet"/>
+      <w:lvlText w:val="o"/>
+      <w:lvlJc w:val="left"/>
+      <w:pPr>
+        <w:ind w:left="5760" w:hanging="360"/>
+      </w:pPr>
+      <w:rPr>
+        <w:rFonts w:ascii="Courier New" w:hAnsi="Courier New" w:cs="Courier New" w:hint="default"/>
+      </w:rPr>
+    </w:lvl>
+    <w:lvl w:ilvl="8" w:tplc="04090005" w:tentative="1">
+      <w:start w:val="1"/>
+      <w:numFmt w:val="bullet"/>
+      <w:lvlText w:val=""/>
+      <w:lvlJc w:val="left"/>
+      <w:pPr>
+        <w:ind w:left="6480" w:hanging="360"/>
+      </w:pPr>
+      <w:rPr>
+        <w:rFonts w:ascii="Wingdings" w:hAnsi="Wingdings" w:hint="default"/>
+      </w:rPr>
+    </w:lvl>
+  </w:abstractNum>
   <w:num w:numId="1" w16cid:durableId="435489365">
-    <w:abstractNumId w:val="3"/>
+    <w:abstractNumId w:val="5"/>
   </w:num>
   <w:num w:numId="2" w16cid:durableId="741491411">
     <w:abstractNumId w:val="0"/>
@@ -3364,13 +5188,34 @@
     <w:abstractNumId w:val="1"/>
   </w:num>
   <w:num w:numId="4" w16cid:durableId="1380982254">
-    <w:abstractNumId w:val="5"/>
+    <w:abstractNumId w:val="10"/>
   </w:num>
   <w:num w:numId="5" w16cid:durableId="1801412648">
     <w:abstractNumId w:val="2"/>
   </w:num>
   <w:num w:numId="6" w16cid:durableId="203444547">
+    <w:abstractNumId w:val="7"/>
+  </w:num>
+  <w:num w:numId="7" w16cid:durableId="348219130">
+    <w:abstractNumId w:val="8"/>
+  </w:num>
+  <w:num w:numId="8" w16cid:durableId="1905990982">
+    <w:abstractNumId w:val="9"/>
+  </w:num>
+  <w:num w:numId="9" w16cid:durableId="1573587942">
     <w:abstractNumId w:val="4"/>
+  </w:num>
+  <w:num w:numId="10" w16cid:durableId="1686636795">
+    <w:abstractNumId w:val="6"/>
+  </w:num>
+  <w:num w:numId="11" w16cid:durableId="1747456228">
+    <w:abstractNumId w:val="3"/>
+  </w:num>
+  <w:num w:numId="12" w16cid:durableId="416751126">
+    <w:abstractNumId w:val="12"/>
+  </w:num>
+  <w:num w:numId="13" w16cid:durableId="1902475073">
+    <w:abstractNumId w:val="11"/>
   </w:num>
 </w:numbering>
 </file>

--- a/Jon_Vogel_Resume.docx
+++ b/Jon_Vogel_Resume.docx
@@ -770,103 +770,15 @@
           <w:sz w:val="20"/>
           <w:szCs w:val="20"/>
         </w:rPr>
-        <w:t>Developed a</w:t>
-      </w:r>
-      <w:r>
-        <w:rPr>
-          <w:rFonts w:ascii="Calibri" w:hAnsi="Calibri" w:cs="Calibri"/>
-          <w:sz w:val="20"/>
-          <w:szCs w:val="20"/>
-        </w:rPr>
-        <w:t>n</w:t>
-      </w:r>
-      <w:r>
-        <w:rPr>
-          <w:rFonts w:ascii="Calibri" w:hAnsi="Calibri" w:cs="Calibri"/>
-          <w:sz w:val="20"/>
-          <w:szCs w:val="20"/>
-        </w:rPr>
-        <w:t xml:space="preserve"> iOS application </w:t>
-      </w:r>
-      <w:r>
-        <w:rPr>
-          <w:rFonts w:ascii="Calibri" w:hAnsi="Calibri" w:cs="Calibri"/>
-          <w:sz w:val="20"/>
-          <w:szCs w:val="20"/>
-        </w:rPr>
-        <w:t>to enable</w:t>
-      </w:r>
-      <w:r>
-        <w:rPr>
-          <w:rFonts w:ascii="Calibri" w:hAnsi="Calibri" w:cs="Calibri"/>
-          <w:sz w:val="20"/>
-          <w:szCs w:val="20"/>
-        </w:rPr>
-        <w:t xml:space="preserve"> collect</w:t>
-      </w:r>
-      <w:r>
-        <w:rPr>
-          <w:rFonts w:ascii="Calibri" w:hAnsi="Calibri" w:cs="Calibri"/>
-          <w:sz w:val="20"/>
-          <w:szCs w:val="20"/>
-        </w:rPr>
-        <w:t>ion and</w:t>
-      </w:r>
-      <w:r>
-        <w:rPr>
-          <w:rFonts w:ascii="Calibri" w:hAnsi="Calibri" w:cs="Calibri"/>
-          <w:sz w:val="20"/>
-          <w:szCs w:val="20"/>
-        </w:rPr>
-        <w:t xml:space="preserve"> annot</w:t>
-      </w:r>
-      <w:r>
-        <w:rPr>
-          <w:rFonts w:ascii="Calibri" w:hAnsi="Calibri" w:cs="Calibri"/>
-          <w:sz w:val="20"/>
-          <w:szCs w:val="20"/>
-        </w:rPr>
-        <w:t>ation of</w:t>
-      </w:r>
-      <w:r>
-        <w:rPr>
-          <w:rFonts w:ascii="Calibri" w:hAnsi="Calibri" w:cs="Calibri"/>
-          <w:sz w:val="20"/>
-          <w:szCs w:val="20"/>
-        </w:rPr>
-        <w:t xml:space="preserve"> </w:t>
-      </w:r>
-      <w:r>
-        <w:rPr>
-          <w:rFonts w:ascii="Calibri" w:hAnsi="Calibri" w:cs="Calibri"/>
-          <w:sz w:val="20"/>
-          <w:szCs w:val="20"/>
-        </w:rPr>
-        <w:t xml:space="preserve">data </w:t>
-      </w:r>
-      <w:r>
-        <w:rPr>
-          <w:rFonts w:ascii="Calibri" w:hAnsi="Calibri" w:cs="Calibri"/>
-          <w:sz w:val="20"/>
-          <w:szCs w:val="20"/>
-        </w:rPr>
-        <w:t xml:space="preserve">to fine tune </w:t>
-      </w:r>
-      <w:r>
-        <w:rPr>
-          <w:rFonts w:ascii="Calibri" w:hAnsi="Calibri" w:cs="Calibri"/>
-          <w:sz w:val="20"/>
-          <w:szCs w:val="20"/>
-        </w:rPr>
-        <w:t xml:space="preserve">multimodal VLM’s leading to 30% improvements in accuracy </w:t>
-      </w:r>
-      <w:r>
-        <w:rPr>
-          <w:rFonts w:ascii="Calibri" w:hAnsi="Calibri" w:cs="Calibri"/>
-          <w:sz w:val="20"/>
-          <w:szCs w:val="20"/>
-        </w:rPr>
-        <w:t>on visual Q and A tasks</w:t>
+        <w:t xml:space="preserve">Improved accuracy by 30% on visual Q &amp; A tasks by fine tuning </w:t>
+      </w:r>
+      <w:r>
+        <w:rPr>
+          <w:rFonts w:ascii="Calibri" w:hAnsi="Calibri" w:cs="Calibri"/>
+          <w:sz w:val="20"/>
+          <w:szCs w:val="20"/>
+        </w:rPr>
+        <w:t>a multimodal VLM on data curated from iOS application</w:t>
       </w:r>
     </w:p>
     <w:p>
@@ -889,23 +801,79 @@
           <w:sz w:val="20"/>
           <w:szCs w:val="20"/>
         </w:rPr>
-        <w:t xml:space="preserve">Deployed an </w:t>
-      </w:r>
-      <w:r>
-        <w:rPr>
-          <w:rFonts w:ascii="Calibri" w:hAnsi="Calibri" w:cs="Calibri"/>
-          <w:sz w:val="20"/>
-          <w:szCs w:val="20"/>
-        </w:rPr>
-        <w:t xml:space="preserve">AI Native product onboarding workflow using multimodal VLM’s </w:t>
-      </w:r>
-      <w:r>
-        <w:rPr>
-          <w:rFonts w:ascii="Calibri" w:hAnsi="Calibri" w:cs="Calibri"/>
-          <w:sz w:val="20"/>
-          <w:szCs w:val="20"/>
-        </w:rPr>
-        <w:t>to eliminate manual data collection</w:t>
+        <w:t xml:space="preserve">Eliminated manual </w:t>
+      </w:r>
+      <w:r>
+        <w:rPr>
+          <w:rFonts w:ascii="Calibri" w:hAnsi="Calibri" w:cs="Calibri"/>
+          <w:sz w:val="20"/>
+          <w:szCs w:val="20"/>
+        </w:rPr>
+        <w:t>product onboarding</w:t>
+      </w:r>
+      <w:r>
+        <w:rPr>
+          <w:rFonts w:ascii="Calibri" w:hAnsi="Calibri" w:cs="Calibri"/>
+          <w:sz w:val="20"/>
+          <w:szCs w:val="20"/>
+        </w:rPr>
+        <w:t xml:space="preserve"> by building a</w:t>
+      </w:r>
+      <w:r>
+        <w:rPr>
+          <w:rFonts w:ascii="Calibri" w:hAnsi="Calibri" w:cs="Calibri"/>
+          <w:sz w:val="20"/>
+          <w:szCs w:val="20"/>
+        </w:rPr>
+        <w:t>n</w:t>
+      </w:r>
+      <w:r>
+        <w:rPr>
+          <w:rFonts w:ascii="Calibri" w:hAnsi="Calibri" w:cs="Calibri"/>
+          <w:sz w:val="20"/>
+          <w:szCs w:val="20"/>
+        </w:rPr>
+        <w:t xml:space="preserve"> AI Native</w:t>
+      </w:r>
+      <w:r>
+        <w:rPr>
+          <w:rFonts w:ascii="Calibri" w:hAnsi="Calibri" w:cs="Calibri"/>
+          <w:sz w:val="20"/>
+          <w:szCs w:val="20"/>
+        </w:rPr>
+        <w:t xml:space="preserve"> workflow </w:t>
+      </w:r>
+      <w:r>
+        <w:rPr>
+          <w:rFonts w:ascii="Calibri" w:hAnsi="Calibri" w:cs="Calibri"/>
+          <w:sz w:val="20"/>
+          <w:szCs w:val="20"/>
+        </w:rPr>
+        <w:t xml:space="preserve">on iOS </w:t>
+      </w:r>
+      <w:r>
+        <w:rPr>
+          <w:rFonts w:ascii="Calibri" w:hAnsi="Calibri" w:cs="Calibri"/>
+          <w:sz w:val="20"/>
+          <w:szCs w:val="20"/>
+        </w:rPr>
+        <w:t>with tool</w:t>
+      </w:r>
+      <w:r>
+        <w:rPr>
+          <w:rFonts w:ascii="Calibri" w:hAnsi="Calibri" w:cs="Calibri"/>
+          <w:sz w:val="20"/>
+          <w:szCs w:val="20"/>
+        </w:rPr>
+        <w:t xml:space="preserve">s </w:t>
+      </w:r>
+      <w:r>
+        <w:rPr>
+          <w:rFonts w:ascii="Calibri" w:hAnsi="Calibri" w:cs="Calibri"/>
+          <w:sz w:val="20"/>
+          <w:szCs w:val="20"/>
+        </w:rPr>
+        <w:t>and structured output</w:t>
       </w:r>
     </w:p>
     <w:p>
@@ -928,31 +896,7 @@
           <w:sz w:val="20"/>
           <w:szCs w:val="20"/>
         </w:rPr>
-        <w:t>Built a visual RAG pipeline to identify objects</w:t>
-      </w:r>
-      <w:r>
-        <w:rPr>
-          <w:rFonts w:ascii="Calibri" w:hAnsi="Calibri" w:cs="Calibri"/>
-          <w:sz w:val="20"/>
-          <w:szCs w:val="20"/>
-        </w:rPr>
-        <w:t xml:space="preserve"> at 60fps</w:t>
-      </w:r>
-      <w:r>
-        <w:rPr>
-          <w:rFonts w:ascii="Calibri" w:hAnsi="Calibri" w:cs="Calibri"/>
-          <w:sz w:val="20"/>
-          <w:szCs w:val="20"/>
-        </w:rPr>
-        <w:t xml:space="preserve"> entirely on the edge </w:t>
-      </w:r>
-      <w:r>
-        <w:rPr>
-          <w:rFonts w:ascii="Calibri" w:hAnsi="Calibri" w:cs="Calibri"/>
-          <w:sz w:val="20"/>
-          <w:szCs w:val="20"/>
-        </w:rPr>
-        <w:t>reducing reliance on traditional object detection</w:t>
+        <w:t>Reduced reliance on object detection models by building a visual RAG pipeline matching objects at 60fps on the edge</w:t>
       </w:r>
     </w:p>
     <w:p>
@@ -975,39 +919,31 @@
           <w:sz w:val="20"/>
           <w:szCs w:val="20"/>
         </w:rPr>
-        <w:t xml:space="preserve">Wrote and modularized Swift integrations with the OpenAI and Anthropic APIs to enable </w:t>
-      </w:r>
-      <w:r>
-        <w:rPr>
-          <w:rFonts w:ascii="Calibri" w:hAnsi="Calibri" w:cs="Calibri"/>
-          <w:sz w:val="20"/>
-          <w:szCs w:val="20"/>
-        </w:rPr>
-        <w:t>“</w:t>
-      </w:r>
-      <w:r>
-        <w:rPr>
-          <w:rFonts w:ascii="Calibri" w:hAnsi="Calibri" w:cs="Calibri"/>
-          <w:sz w:val="20"/>
-          <w:szCs w:val="20"/>
-        </w:rPr>
-        <w:t>best in class</w:t>
-      </w:r>
-      <w:r>
-        <w:rPr>
-          <w:rFonts w:ascii="Calibri" w:hAnsi="Calibri" w:cs="Calibri"/>
-          <w:sz w:val="20"/>
-          <w:szCs w:val="20"/>
-        </w:rPr>
-        <w:t>”</w:t>
-      </w:r>
-      <w:r>
-        <w:rPr>
-          <w:rFonts w:ascii="Calibri" w:hAnsi="Calibri" w:cs="Calibri"/>
-          <w:sz w:val="20"/>
-          <w:szCs w:val="20"/>
-        </w:rPr>
-        <w:t xml:space="preserve"> AI first features</w:t>
+        <w:t xml:space="preserve">Enabled best in class reusable AI features by </w:t>
+      </w:r>
+      <w:r>
+        <w:rPr>
+          <w:rFonts w:ascii="Calibri" w:hAnsi="Calibri" w:cs="Calibri"/>
+          <w:sz w:val="20"/>
+          <w:szCs w:val="20"/>
+        </w:rPr>
+        <w:t>maintaining</w:t>
+      </w:r>
+      <w:r>
+        <w:rPr>
+          <w:rFonts w:ascii="Calibri" w:hAnsi="Calibri" w:cs="Calibri"/>
+          <w:sz w:val="20"/>
+          <w:szCs w:val="20"/>
+        </w:rPr>
+        <w:t xml:space="preserve"> a</w:t>
+      </w:r>
+      <w:r>
+        <w:rPr>
+          <w:rFonts w:ascii="Calibri" w:hAnsi="Calibri" w:cs="Calibri"/>
+          <w:sz w:val="20"/>
+          <w:szCs w:val="20"/>
+        </w:rPr>
+        <w:t xml:space="preserve"> Swift Package to interact with the OpenAI and Anthropic API’s</w:t>
       </w:r>
     </w:p>
     <w:p>
@@ -1030,31 +966,39 @@
           <w:sz w:val="20"/>
           <w:szCs w:val="20"/>
         </w:rPr>
-        <w:t>Implemented offline LLM inference on iOS in Swift using open-source models from Hugging Face</w:t>
-      </w:r>
-      <w:r>
-        <w:rPr>
-          <w:rFonts w:ascii="Calibri" w:hAnsi="Calibri" w:cs="Calibri"/>
-          <w:sz w:val="20"/>
-          <w:szCs w:val="20"/>
-        </w:rPr>
-        <w:t xml:space="preserve"> and Apple</w:t>
-      </w:r>
-      <w:r>
-        <w:rPr>
-          <w:rFonts w:ascii="Calibri" w:hAnsi="Calibri" w:cs="Calibri"/>
-          <w:sz w:val="20"/>
-          <w:szCs w:val="20"/>
-        </w:rPr>
-        <w:t>’</w:t>
-      </w:r>
-      <w:r>
-        <w:rPr>
-          <w:rFonts w:ascii="Calibri" w:hAnsi="Calibri" w:cs="Calibri"/>
-          <w:sz w:val="20"/>
-          <w:szCs w:val="20"/>
-        </w:rPr>
-        <w:t xml:space="preserve">s </w:t>
+        <w:t xml:space="preserve">Saved token costs and </w:t>
+      </w:r>
+      <w:r>
+        <w:rPr>
+          <w:rFonts w:ascii="Calibri" w:hAnsi="Calibri" w:cs="Calibri"/>
+          <w:sz w:val="20"/>
+          <w:szCs w:val="20"/>
+        </w:rPr>
+        <w:t>enabled offline inference</w:t>
+      </w:r>
+      <w:r>
+        <w:rPr>
+          <w:rFonts w:ascii="Calibri" w:hAnsi="Calibri" w:cs="Calibri"/>
+          <w:sz w:val="20"/>
+          <w:szCs w:val="20"/>
+        </w:rPr>
+        <w:t xml:space="preserve"> by </w:t>
+      </w:r>
+      <w:r>
+        <w:rPr>
+          <w:rFonts w:ascii="Calibri" w:hAnsi="Calibri" w:cs="Calibri"/>
+          <w:sz w:val="20"/>
+          <w:szCs w:val="20"/>
+        </w:rPr>
+        <w:t>using models from Hugging Face and the</w:t>
+      </w:r>
+      <w:r>
+        <w:rPr>
+          <w:rFonts w:ascii="Calibri" w:hAnsi="Calibri" w:cs="Calibri"/>
+          <w:sz w:val="20"/>
+          <w:szCs w:val="20"/>
+        </w:rPr>
+        <w:t xml:space="preserve"> </w:t>
       </w:r>
       <w:r>
         <w:rPr>
@@ -1070,15 +1014,15 @@
           <w:sz w:val="20"/>
           <w:szCs w:val="20"/>
         </w:rPr>
-        <w:t xml:space="preserve"> </w:t>
-      </w:r>
-      <w:r>
-        <w:rPr>
-          <w:rFonts w:ascii="Calibri" w:hAnsi="Calibri" w:cs="Calibri"/>
-          <w:sz w:val="20"/>
-          <w:szCs w:val="20"/>
-        </w:rPr>
-        <w:t xml:space="preserve">Models framework to save token costs </w:t>
+        <w:t xml:space="preserve"> Models</w:t>
+      </w:r>
+      <w:r>
+        <w:rPr>
+          <w:rFonts w:ascii="Calibri" w:hAnsi="Calibri" w:cs="Calibri"/>
+          <w:sz w:val="20"/>
+          <w:szCs w:val="20"/>
+        </w:rPr>
+        <w:t xml:space="preserve"> SDK</w:t>
       </w:r>
     </w:p>
     <w:p>
@@ -1101,15 +1045,7 @@
           <w:sz w:val="20"/>
           <w:szCs w:val="20"/>
         </w:rPr>
-        <w:t>Applied AI assisted coding to eliminate writing boilerplate code speeding up development and iteration cycles</w:t>
-      </w:r>
-      <w:r>
-        <w:rPr>
-          <w:rFonts w:ascii="Calibri" w:hAnsi="Calibri" w:cs="Calibri"/>
-          <w:sz w:val="20"/>
-          <w:szCs w:val="20"/>
-        </w:rPr>
-        <w:t xml:space="preserve"> by 5x</w:t>
+        <w:t>Evaluated prompt accuracy using unit tests, ground truth data and tolerant assertions</w:t>
       </w:r>
     </w:p>
     <w:p>
@@ -1260,7 +1196,24 @@
           <w:sz w:val="20"/>
           <w:szCs w:val="20"/>
         </w:rPr>
-        <w:t xml:space="preserve"> from scratch on AWS using CloudFormation, ECS Fargate, Aurora PostgreSQL, </w:t>
+        <w:t xml:space="preserve"> from scratch on AWS using </w:t>
+      </w:r>
+      <w:r>
+        <w:rPr>
+          <w:rFonts w:ascii="Calibri" w:hAnsi="Calibri" w:cs="Calibri"/>
+          <w:sz w:val="20"/>
+          <w:szCs w:val="20"/>
+          <w14:ligatures w14:val="none"/>
+        </w:rPr>
+        <w:t>CloudFormation</w:t>
+      </w:r>
+      <w:r>
+        <w:rPr>
+          <w:rFonts w:ascii="Calibri" w:hAnsi="Calibri" w:cs="Calibri"/>
+          <w:sz w:val="20"/>
+          <w:szCs w:val="20"/>
+        </w:rPr>
+        <w:t xml:space="preserve">, ECS Fargate, Aurora PostgreSQL, </w:t>
       </w:r>
       <w:r>
         <w:rPr>
@@ -1978,39 +1931,17 @@
         <w:contextualSpacing/>
         <w:rPr>
           <w:rFonts w:ascii="Calibri" w:hAnsi="Calibri" w:cs="Calibri"/>
-          <w:b/>
-          <w:sz w:val="20"/>
-          <w:szCs w:val="20"/>
-        </w:rPr>
-      </w:pPr>
-      <w:r>
-        <w:rPr>
-          <w:rFonts w:ascii="Calibri" w:hAnsi="Calibri" w:cs="Calibri"/>
-          <w:b/>
-          <w:sz w:val="20"/>
-          <w:szCs w:val="20"/>
-        </w:rPr>
-        <w:br w:type="page"/>
-      </w:r>
-    </w:p>
-    <w:p>
-      <w:pPr>
-        <w:spacing w:line="240" w:lineRule="auto"/>
-        <w:contextualSpacing/>
-        <w:rPr>
-          <w:rFonts w:ascii="Calibri" w:hAnsi="Calibri" w:cs="Calibri"/>
-          <w:sz w:val="20"/>
-          <w:szCs w:val="20"/>
-        </w:rPr>
-      </w:pPr>
-      <w:r>
-        <w:rPr>
-          <w:rFonts w:ascii="Calibri" w:hAnsi="Calibri" w:cs="Calibri"/>
-          <w:b/>
-          <w:sz w:val="20"/>
-          <w:szCs w:val="20"/>
-        </w:rPr>
-        <w:lastRenderedPageBreak/>
+          <w:sz w:val="20"/>
+          <w:szCs w:val="20"/>
+        </w:rPr>
+      </w:pPr>
+      <w:r>
+        <w:rPr>
+          <w:rFonts w:ascii="Calibri" w:hAnsi="Calibri" w:cs="Calibri"/>
+          <w:b/>
+          <w:sz w:val="20"/>
+          <w:szCs w:val="20"/>
+        </w:rPr>
         <w:t>PEBBLEBEE</w:t>
       </w:r>
       <w:r>
@@ -2295,6 +2226,7 @@
           <w:sz w:val="20"/>
           <w:szCs w:val="20"/>
         </w:rPr>
+        <w:lastRenderedPageBreak/>
         <w:t>Delivered pixel perfect UI/UX mat</w:t>
       </w:r>
       <w:r>
@@ -3003,25 +2935,7 @@
           <w:szCs w:val="20"/>
         </w:rPr>
         <w:tab/>
-        <w:t>June</w:t>
-      </w:r>
-      <w:r>
-        <w:rPr>
-          <w:rFonts w:ascii="Calibri" w:hAnsi="Calibri" w:cs="Calibri"/>
-          <w:b/>
-          <w:sz w:val="20"/>
-          <w:szCs w:val="20"/>
-        </w:rPr>
-        <w:t xml:space="preserve"> 2014 – January 201</w:t>
-      </w:r>
-      <w:r>
-        <w:rPr>
-          <w:rFonts w:ascii="Calibri" w:hAnsi="Calibri" w:cs="Calibri"/>
-          <w:b/>
-          <w:sz w:val="20"/>
-          <w:szCs w:val="20"/>
-        </w:rPr>
-        <w:t>6</w:t>
+        <w:t>June 2014 – January 2016</w:t>
       </w:r>
     </w:p>
     <w:p>
@@ -3106,61 +3020,7 @@
           <w:szCs w:val="20"/>
         </w:rPr>
         <w:tab/>
-        <w:t xml:space="preserve">      June</w:t>
-      </w:r>
-      <w:r>
-        <w:rPr>
-          <w:rFonts w:ascii="Calibri" w:hAnsi="Calibri" w:cs="Calibri"/>
-          <w:b/>
-          <w:sz w:val="20"/>
-          <w:szCs w:val="20"/>
-        </w:rPr>
-        <w:t xml:space="preserve"> 201</w:t>
-      </w:r>
-      <w:r>
-        <w:rPr>
-          <w:rFonts w:ascii="Calibri" w:hAnsi="Calibri" w:cs="Calibri"/>
-          <w:b/>
-          <w:sz w:val="20"/>
-          <w:szCs w:val="20"/>
-        </w:rPr>
-        <w:t>3</w:t>
-      </w:r>
-      <w:r>
-        <w:rPr>
-          <w:rFonts w:ascii="Calibri" w:hAnsi="Calibri" w:cs="Calibri"/>
-          <w:b/>
-          <w:sz w:val="20"/>
-          <w:szCs w:val="20"/>
-        </w:rPr>
-        <w:t xml:space="preserve"> – </w:t>
-      </w:r>
-      <w:r>
-        <w:rPr>
-          <w:rFonts w:ascii="Calibri" w:hAnsi="Calibri" w:cs="Calibri"/>
-          <w:b/>
-          <w:sz w:val="20"/>
-          <w:szCs w:val="20"/>
-        </w:rPr>
-        <w:t>April</w:t>
-      </w:r>
-      <w:r>
-        <w:rPr>
-          <w:rFonts w:ascii="Calibri" w:hAnsi="Calibri" w:cs="Calibri"/>
-          <w:b/>
-          <w:sz w:val="20"/>
-          <w:szCs w:val="20"/>
-        </w:rPr>
-        <w:t xml:space="preserve"> 201</w:t>
-      </w:r>
-      <w:r>
-        <w:rPr>
-          <w:rFonts w:ascii="Calibri" w:hAnsi="Calibri" w:cs="Calibri"/>
-          <w:b/>
-          <w:sz w:val="20"/>
-          <w:szCs w:val="20"/>
-        </w:rPr>
-        <w:t>4</w:t>
+        <w:t xml:space="preserve">      June 2013 – April 2014</w:t>
       </w:r>
     </w:p>
     <w:p>
@@ -3373,7 +3233,25 @@
           <w:sz w:val="20"/>
           <w:szCs w:val="20"/>
         </w:rPr>
-        <w:t xml:space="preserve"> | AVFoundation | Combine | Foundation Models | Accelerate | Core Image | Core Graphics | </w:t>
+        <w:t xml:space="preserve"> | </w:t>
+      </w:r>
+      <w:proofErr w:type="spellStart"/>
+      <w:r>
+        <w:rPr>
+          <w:rFonts w:ascii="Calibri" w:hAnsi="Calibri" w:cs="Calibri"/>
+          <w:sz w:val="20"/>
+          <w:szCs w:val="20"/>
+        </w:rPr>
+        <w:t>AVFoundation</w:t>
+      </w:r>
+      <w:proofErr w:type="spellEnd"/>
+      <w:r>
+        <w:rPr>
+          <w:rFonts w:ascii="Calibri" w:hAnsi="Calibri" w:cs="Calibri"/>
+          <w:sz w:val="20"/>
+          <w:szCs w:val="20"/>
+        </w:rPr>
+        <w:t xml:space="preserve"> | Combine | Foundation Models | Accelerate | Core Image | Core Graphics | </w:t>
       </w:r>
       <w:proofErr w:type="spellStart"/>
       <w:r>

--- a/Jon_Vogel_Resume.docx
+++ b/Jon_Vogel_Resume.docx
@@ -144,7 +144,7 @@
           <w:sz w:val="32"/>
           <w:szCs w:val="24"/>
         </w:rPr>
-        <w:t>Machine Learning</w:t>
+        <w:t xml:space="preserve">Principal </w:t>
       </w:r>
       <w:r>
         <w:rPr>
@@ -155,7 +155,7 @@
           <w:sz w:val="32"/>
           <w:szCs w:val="24"/>
         </w:rPr>
-        <w:t xml:space="preserve"> Software</w:t>
+        <w:t>Software</w:t>
       </w:r>
       <w:r>
         <w:rPr>
@@ -770,15 +770,7 @@
           <w:sz w:val="20"/>
           <w:szCs w:val="20"/>
         </w:rPr>
-        <w:t xml:space="preserve">Improved accuracy by 30% on visual Q &amp; A tasks by fine tuning </w:t>
-      </w:r>
-      <w:r>
-        <w:rPr>
-          <w:rFonts w:ascii="Calibri" w:hAnsi="Calibri" w:cs="Calibri"/>
-          <w:sz w:val="20"/>
-          <w:szCs w:val="20"/>
-        </w:rPr>
-        <w:t>a multimodal VLM on data curated from iOS application</w:t>
+        <w:t>Eliminated manual product onboarding by building an AI Native workflow on iOS with tools and structured output</w:t>
       </w:r>
     </w:p>
     <w:p>
@@ -801,79 +793,15 @@
           <w:sz w:val="20"/>
           <w:szCs w:val="20"/>
         </w:rPr>
-        <w:t xml:space="preserve">Eliminated manual </w:t>
-      </w:r>
-      <w:r>
-        <w:rPr>
-          <w:rFonts w:ascii="Calibri" w:hAnsi="Calibri" w:cs="Calibri"/>
-          <w:sz w:val="20"/>
-          <w:szCs w:val="20"/>
-        </w:rPr>
-        <w:t>product onboarding</w:t>
-      </w:r>
-      <w:r>
-        <w:rPr>
-          <w:rFonts w:ascii="Calibri" w:hAnsi="Calibri" w:cs="Calibri"/>
-          <w:sz w:val="20"/>
-          <w:szCs w:val="20"/>
-        </w:rPr>
-        <w:t xml:space="preserve"> by building a</w:t>
-      </w:r>
-      <w:r>
-        <w:rPr>
-          <w:rFonts w:ascii="Calibri" w:hAnsi="Calibri" w:cs="Calibri"/>
-          <w:sz w:val="20"/>
-          <w:szCs w:val="20"/>
-        </w:rPr>
-        <w:t>n</w:t>
-      </w:r>
-      <w:r>
-        <w:rPr>
-          <w:rFonts w:ascii="Calibri" w:hAnsi="Calibri" w:cs="Calibri"/>
-          <w:sz w:val="20"/>
-          <w:szCs w:val="20"/>
-        </w:rPr>
-        <w:t xml:space="preserve"> AI Native</w:t>
-      </w:r>
-      <w:r>
-        <w:rPr>
-          <w:rFonts w:ascii="Calibri" w:hAnsi="Calibri" w:cs="Calibri"/>
-          <w:sz w:val="20"/>
-          <w:szCs w:val="20"/>
-        </w:rPr>
-        <w:t xml:space="preserve"> workflow </w:t>
-      </w:r>
-      <w:r>
-        <w:rPr>
-          <w:rFonts w:ascii="Calibri" w:hAnsi="Calibri" w:cs="Calibri"/>
-          <w:sz w:val="20"/>
-          <w:szCs w:val="20"/>
-        </w:rPr>
-        <w:t xml:space="preserve">on iOS </w:t>
-      </w:r>
-      <w:r>
-        <w:rPr>
-          <w:rFonts w:ascii="Calibri" w:hAnsi="Calibri" w:cs="Calibri"/>
-          <w:sz w:val="20"/>
-          <w:szCs w:val="20"/>
-        </w:rPr>
-        <w:t>with tool</w:t>
-      </w:r>
-      <w:r>
-        <w:rPr>
-          <w:rFonts w:ascii="Calibri" w:hAnsi="Calibri" w:cs="Calibri"/>
-          <w:sz w:val="20"/>
-          <w:szCs w:val="20"/>
-        </w:rPr>
-        <w:t xml:space="preserve">s </w:t>
-      </w:r>
-      <w:r>
-        <w:rPr>
-          <w:rFonts w:ascii="Calibri" w:hAnsi="Calibri" w:cs="Calibri"/>
-          <w:sz w:val="20"/>
-          <w:szCs w:val="20"/>
-        </w:rPr>
-        <w:t>and structured output</w:t>
+        <w:t xml:space="preserve">Improved accuracy by 30% on visual Q &amp; A tasks by fine tuning </w:t>
+      </w:r>
+      <w:r>
+        <w:rPr>
+          <w:rFonts w:ascii="Calibri" w:hAnsi="Calibri" w:cs="Calibri"/>
+          <w:sz w:val="20"/>
+          <w:szCs w:val="20"/>
+        </w:rPr>
+        <w:t>a multimodal VLM on data curated from iOS application</w:t>
       </w:r>
     </w:p>
     <w:p>
@@ -990,15 +918,7 @@
           <w:sz w:val="20"/>
           <w:szCs w:val="20"/>
         </w:rPr>
-        <w:t>using models from Hugging Face and the</w:t>
-      </w:r>
-      <w:r>
-        <w:rPr>
-          <w:rFonts w:ascii="Calibri" w:hAnsi="Calibri" w:cs="Calibri"/>
-          <w:sz w:val="20"/>
-          <w:szCs w:val="20"/>
-        </w:rPr>
-        <w:t xml:space="preserve"> </w:t>
+        <w:t xml:space="preserve">using models from Hugging Face and the </w:t>
       </w:r>
       <w:r>
         <w:rPr>
@@ -1014,15 +934,7 @@
           <w:sz w:val="20"/>
           <w:szCs w:val="20"/>
         </w:rPr>
-        <w:t xml:space="preserve"> Models</w:t>
-      </w:r>
-      <w:r>
-        <w:rPr>
-          <w:rFonts w:ascii="Calibri" w:hAnsi="Calibri" w:cs="Calibri"/>
-          <w:sz w:val="20"/>
-          <w:szCs w:val="20"/>
-        </w:rPr>
-        <w:t xml:space="preserve"> SDK</w:t>
+        <w:t xml:space="preserve"> Models SDK</w:t>
       </w:r>
     </w:p>
     <w:p>
@@ -1268,7 +1180,31 @@
           <w:sz w:val="20"/>
           <w:szCs w:val="20"/>
         </w:rPr>
-        <w:t xml:space="preserve">Developed Authorization and fine-grained access control of data using JWT’s, principals of least access and </w:t>
+        <w:t xml:space="preserve">Developed Authorization and fine-grained access control of data using JWT’s, </w:t>
+      </w:r>
+      <w:r>
+        <w:rPr>
+          <w:rFonts w:ascii="Calibri" w:hAnsi="Calibri" w:cs="Calibri"/>
+          <w:sz w:val="20"/>
+          <w:szCs w:val="20"/>
+        </w:rPr>
+        <w:t>principles</w:t>
+      </w:r>
+      <w:r>
+        <w:rPr>
+          <w:rFonts w:ascii="Calibri" w:hAnsi="Calibri" w:cs="Calibri"/>
+          <w:sz w:val="20"/>
+          <w:szCs w:val="20"/>
+        </w:rPr>
+        <w:t xml:space="preserve"> </w:t>
+      </w:r>
+      <w:r>
+        <w:rPr>
+          <w:rFonts w:ascii="Calibri" w:hAnsi="Calibri" w:cs="Calibri"/>
+          <w:sz w:val="20"/>
+          <w:szCs w:val="20"/>
+        </w:rPr>
+        <w:t xml:space="preserve">of least access and </w:t>
       </w:r>
       <w:r>
         <w:rPr>
@@ -1292,7 +1228,23 @@
           <w:sz w:val="20"/>
           <w:szCs w:val="20"/>
         </w:rPr>
-        <w:t>. Solution could scale to 1 million + concurrent queries for less the $5,000 a month</w:t>
+        <w:t>. Solution could scale to 1 million + concurrent queries for less th</w:t>
+      </w:r>
+      <w:r>
+        <w:rPr>
+          <w:rFonts w:ascii="Calibri" w:hAnsi="Calibri" w:cs="Calibri"/>
+          <w:sz w:val="20"/>
+          <w:szCs w:val="20"/>
+        </w:rPr>
+        <w:t>an</w:t>
+      </w:r>
+      <w:r>
+        <w:rPr>
+          <w:rFonts w:ascii="Calibri" w:hAnsi="Calibri" w:cs="Calibri"/>
+          <w:sz w:val="20"/>
+          <w:szCs w:val="20"/>
+        </w:rPr>
+        <w:t xml:space="preserve"> $5,000 a month</w:t>
       </w:r>
     </w:p>
     <w:p>
@@ -1354,7 +1306,24 @@
           <w:sz w:val="20"/>
           <w:szCs w:val="20"/>
         </w:rPr>
-        <w:t xml:space="preserve"> to deliver computer vision solutions to multiple verticals</w:t>
+        <w:t xml:space="preserve"> to deliver computer vision </w:t>
+      </w:r>
+      <w:r>
+        <w:rPr>
+          <w:rFonts w:ascii="Calibri" w:hAnsi="Calibri" w:cs="Calibri"/>
+          <w:sz w:val="20"/>
+          <w:szCs w:val="20"/>
+          <w14:ligatures w14:val="none"/>
+        </w:rPr>
+        <w:t>solutions</w:t>
+      </w:r>
+      <w:r>
+        <w:rPr>
+          <w:rFonts w:ascii="Calibri" w:hAnsi="Calibri" w:cs="Calibri"/>
+          <w:sz w:val="20"/>
+          <w:szCs w:val="20"/>
+        </w:rPr>
+        <w:t xml:space="preserve"> to multiple verticals</w:t>
       </w:r>
       <w:r>
         <w:rPr>

--- a/Jon_Vogel_Resume.docx
+++ b/Jon_Vogel_Resume.docx
@@ -144,7 +144,18 @@
           <w:sz w:val="32"/>
           <w:szCs w:val="24"/>
         </w:rPr>
-        <w:t xml:space="preserve">Principal </w:t>
+        <w:t>Founding</w:t>
+      </w:r>
+      <w:r>
+        <w:rPr>
+          <w:rFonts w:ascii="Calibri" w:hAnsi="Calibri" w:cs="Calibri"/>
+          <w:b/>
+          <w:bCs/>
+          <w:color w:val="000000"/>
+          <w:sz w:val="32"/>
+          <w:szCs w:val="24"/>
+        </w:rPr>
+        <w:t xml:space="preserve"> </w:t>
       </w:r>
       <w:r>
         <w:rPr>
@@ -666,7 +677,7 @@
           <w:sz w:val="20"/>
           <w:szCs w:val="20"/>
         </w:rPr>
-        <w:t>Principal Software Engineer (AI)</w:t>
+        <w:t>Principal Software Engineer</w:t>
       </w:r>
       <w:r>
         <w:rPr>
@@ -770,7 +781,39 @@
           <w:sz w:val="20"/>
           <w:szCs w:val="20"/>
         </w:rPr>
-        <w:t>Eliminated manual product onboarding by building an AI Native workflow on iOS with tools and structured output</w:t>
+        <w:t>Grew engineering team to 12, established processes</w:t>
+      </w:r>
+      <w:r>
+        <w:rPr>
+          <w:rFonts w:ascii="Calibri" w:hAnsi="Calibri" w:cs="Calibri"/>
+          <w:sz w:val="20"/>
+          <w:szCs w:val="20"/>
+        </w:rPr>
+        <w:t xml:space="preserve">, </w:t>
+      </w:r>
+      <w:r>
+        <w:rPr>
+          <w:rFonts w:ascii="Calibri" w:hAnsi="Calibri" w:cs="Calibri"/>
+          <w:sz w:val="20"/>
+          <w:szCs w:val="20"/>
+        </w:rPr>
+        <w:t xml:space="preserve">best practices </w:t>
+      </w:r>
+      <w:r>
+        <w:rPr>
+          <w:rFonts w:ascii="Calibri" w:hAnsi="Calibri" w:cs="Calibri"/>
+          <w:sz w:val="20"/>
+          <w:szCs w:val="20"/>
+        </w:rPr>
+        <w:t>and AI coding techniques using</w:t>
+      </w:r>
+      <w:r>
+        <w:rPr>
+          <w:rFonts w:ascii="Calibri" w:hAnsi="Calibri" w:cs="Calibri"/>
+          <w:sz w:val="20"/>
+          <w:szCs w:val="20"/>
+        </w:rPr>
+        <w:t xml:space="preserve"> hands on leadership</w:t>
       </w:r>
     </w:p>
     <w:p>
@@ -793,15 +836,7 @@
           <w:sz w:val="20"/>
           <w:szCs w:val="20"/>
         </w:rPr>
-        <w:t xml:space="preserve">Improved accuracy by 30% on visual Q &amp; A tasks by fine tuning </w:t>
-      </w:r>
-      <w:r>
-        <w:rPr>
-          <w:rFonts w:ascii="Calibri" w:hAnsi="Calibri" w:cs="Calibri"/>
-          <w:sz w:val="20"/>
-          <w:szCs w:val="20"/>
-        </w:rPr>
-        <w:t>a multimodal VLM on data curated from iOS application</w:t>
+        <w:t>Eliminated manual product onboarding by building an AI Native workflow on iOS with tools and structured output</w:t>
       </w:r>
     </w:p>
     <w:p>
@@ -824,7 +859,15 @@
           <w:sz w:val="20"/>
           <w:szCs w:val="20"/>
         </w:rPr>
-        <w:t>Reduced reliance on object detection models by building a visual RAG pipeline matching objects at 60fps on the edge</w:t>
+        <w:t xml:space="preserve">Improved accuracy by 30% on visual Q &amp; A tasks by fine tuning </w:t>
+      </w:r>
+      <w:r>
+        <w:rPr>
+          <w:rFonts w:ascii="Calibri" w:hAnsi="Calibri" w:cs="Calibri"/>
+          <w:sz w:val="20"/>
+          <w:szCs w:val="20"/>
+        </w:rPr>
+        <w:t>a multimodal VLM on data curated from iOS application</w:t>
       </w:r>
     </w:p>
     <w:p>
@@ -847,31 +890,7 @@
           <w:sz w:val="20"/>
           <w:szCs w:val="20"/>
         </w:rPr>
-        <w:t xml:space="preserve">Enabled best in class reusable AI features by </w:t>
-      </w:r>
-      <w:r>
-        <w:rPr>
-          <w:rFonts w:ascii="Calibri" w:hAnsi="Calibri" w:cs="Calibri"/>
-          <w:sz w:val="20"/>
-          <w:szCs w:val="20"/>
-        </w:rPr>
-        <w:t>maintaining</w:t>
-      </w:r>
-      <w:r>
-        <w:rPr>
-          <w:rFonts w:ascii="Calibri" w:hAnsi="Calibri" w:cs="Calibri"/>
-          <w:sz w:val="20"/>
-          <w:szCs w:val="20"/>
-        </w:rPr>
-        <w:t xml:space="preserve"> a</w:t>
-      </w:r>
-      <w:r>
-        <w:rPr>
-          <w:rFonts w:ascii="Calibri" w:hAnsi="Calibri" w:cs="Calibri"/>
-          <w:sz w:val="20"/>
-          <w:szCs w:val="20"/>
-        </w:rPr>
-        <w:t xml:space="preserve"> Swift Package to interact with the OpenAI and Anthropic API’s</w:t>
+        <w:t>Reduced reliance on object detection models by building a visual RAG pipeline matching objects at 60fps on the edge</w:t>
       </w:r>
     </w:p>
     <w:p>
@@ -894,47 +913,31 @@
           <w:sz w:val="20"/>
           <w:szCs w:val="20"/>
         </w:rPr>
-        <w:t xml:space="preserve">Saved token costs and </w:t>
-      </w:r>
-      <w:r>
-        <w:rPr>
-          <w:rFonts w:ascii="Calibri" w:hAnsi="Calibri" w:cs="Calibri"/>
-          <w:sz w:val="20"/>
-          <w:szCs w:val="20"/>
-        </w:rPr>
-        <w:t>enabled offline inference</w:t>
-      </w:r>
-      <w:r>
-        <w:rPr>
-          <w:rFonts w:ascii="Calibri" w:hAnsi="Calibri" w:cs="Calibri"/>
-          <w:sz w:val="20"/>
-          <w:szCs w:val="20"/>
-        </w:rPr>
-        <w:t xml:space="preserve"> by </w:t>
-      </w:r>
-      <w:r>
-        <w:rPr>
-          <w:rFonts w:ascii="Calibri" w:hAnsi="Calibri" w:cs="Calibri"/>
-          <w:sz w:val="20"/>
-          <w:szCs w:val="20"/>
-        </w:rPr>
-        <w:t xml:space="preserve">using models from Hugging Face and the </w:t>
-      </w:r>
-      <w:r>
-        <w:rPr>
-          <w:rFonts w:ascii="Calibri" w:hAnsi="Calibri" w:cs="Calibri"/>
-          <w:sz w:val="20"/>
-          <w:szCs w:val="20"/>
-        </w:rPr>
-        <w:t>Foundation</w:t>
-      </w:r>
-      <w:r>
-        <w:rPr>
-          <w:rFonts w:ascii="Calibri" w:hAnsi="Calibri" w:cs="Calibri"/>
-          <w:sz w:val="20"/>
-          <w:szCs w:val="20"/>
-        </w:rPr>
-        <w:t xml:space="preserve"> Models SDK</w:t>
+        <w:t xml:space="preserve">Enabled best in class reusable AI features by </w:t>
+      </w:r>
+      <w:r>
+        <w:rPr>
+          <w:rFonts w:ascii="Calibri" w:hAnsi="Calibri" w:cs="Calibri"/>
+          <w:sz w:val="20"/>
+          <w:szCs w:val="20"/>
+        </w:rPr>
+        <w:t>maintaining</w:t>
+      </w:r>
+      <w:r>
+        <w:rPr>
+          <w:rFonts w:ascii="Calibri" w:hAnsi="Calibri" w:cs="Calibri"/>
+          <w:sz w:val="20"/>
+          <w:szCs w:val="20"/>
+        </w:rPr>
+        <w:t xml:space="preserve"> a</w:t>
+      </w:r>
+      <w:r>
+        <w:rPr>
+          <w:rFonts w:ascii="Calibri" w:hAnsi="Calibri" w:cs="Calibri"/>
+          <w:sz w:val="20"/>
+          <w:szCs w:val="20"/>
+        </w:rPr>
+        <w:t xml:space="preserve"> Swift Package to interact with the OpenAI and Anthropic API’s</w:t>
       </w:r>
     </w:p>
     <w:p>
@@ -957,111 +960,47 @@
           <w:sz w:val="20"/>
           <w:szCs w:val="20"/>
         </w:rPr>
-        <w:t>Evaluated prompt accuracy using unit tests, ground truth data and tolerant assertions</w:t>
-      </w:r>
-    </w:p>
-    <w:p>
-      <w:pPr>
-        <w:spacing w:line="240" w:lineRule="auto"/>
-        <w:contextualSpacing/>
-        <w:rPr>
-          <w:rFonts w:ascii="Calibri" w:hAnsi="Calibri" w:cs="Calibri"/>
-          <w:b/>
-          <w:bCs/>
-          <w:sz w:val="20"/>
-          <w:szCs w:val="20"/>
-        </w:rPr>
-      </w:pPr>
-      <w:r>
-        <w:rPr>
-          <w:rFonts w:ascii="Calibri" w:hAnsi="Calibri" w:cs="Calibri"/>
-          <w:b/>
-          <w:bCs/>
-          <w:sz w:val="20"/>
-          <w:szCs w:val="20"/>
-        </w:rPr>
-        <w:t xml:space="preserve">Software Engineer </w:t>
-      </w:r>
-      <w:r>
-        <w:rPr>
-          <w:rFonts w:ascii="Calibri" w:hAnsi="Calibri" w:cs="Calibri"/>
-          <w:b/>
-          <w:bCs/>
-          <w:sz w:val="20"/>
-          <w:szCs w:val="20"/>
-        </w:rPr>
-        <w:tab/>
-      </w:r>
-      <w:r>
-        <w:rPr>
-          <w:rFonts w:ascii="Calibri" w:hAnsi="Calibri" w:cs="Calibri"/>
-          <w:b/>
-          <w:bCs/>
-          <w:sz w:val="20"/>
-          <w:szCs w:val="20"/>
-        </w:rPr>
-        <w:tab/>
-      </w:r>
-      <w:r>
-        <w:rPr>
-          <w:rFonts w:ascii="Calibri" w:hAnsi="Calibri" w:cs="Calibri"/>
-          <w:b/>
-          <w:bCs/>
-          <w:sz w:val="20"/>
-          <w:szCs w:val="20"/>
-        </w:rPr>
-        <w:tab/>
-      </w:r>
-      <w:r>
-        <w:rPr>
-          <w:rFonts w:ascii="Calibri" w:hAnsi="Calibri" w:cs="Calibri"/>
-          <w:b/>
-          <w:bCs/>
-          <w:sz w:val="20"/>
-          <w:szCs w:val="20"/>
-        </w:rPr>
-        <w:tab/>
-      </w:r>
-      <w:r>
-        <w:rPr>
-          <w:rFonts w:ascii="Calibri" w:hAnsi="Calibri" w:cs="Calibri"/>
-          <w:b/>
-          <w:bCs/>
-          <w:sz w:val="20"/>
-          <w:szCs w:val="20"/>
-        </w:rPr>
-        <w:tab/>
-      </w:r>
-      <w:r>
-        <w:rPr>
-          <w:rFonts w:ascii="Calibri" w:hAnsi="Calibri" w:cs="Calibri"/>
-          <w:b/>
-          <w:bCs/>
-          <w:sz w:val="20"/>
-          <w:szCs w:val="20"/>
-        </w:rPr>
-        <w:tab/>
-      </w:r>
-      <w:r>
-        <w:rPr>
-          <w:rFonts w:ascii="Calibri" w:hAnsi="Calibri" w:cs="Calibri"/>
-          <w:b/>
-          <w:bCs/>
-          <w:sz w:val="20"/>
-          <w:szCs w:val="20"/>
-        </w:rPr>
-        <w:tab/>
-      </w:r>
-      <w:r>
-        <w:rPr>
-          <w:rFonts w:ascii="Calibri" w:hAnsi="Calibri" w:cs="Calibri"/>
-          <w:b/>
-          <w:bCs/>
-          <w:sz w:val="20"/>
-          <w:szCs w:val="20"/>
-        </w:rPr>
-        <w:tab/>
-        <w:t xml:space="preserve">       August 2018 – November 2024</w:t>
+        <w:t xml:space="preserve">Saved token costs and </w:t>
+      </w:r>
+      <w:r>
+        <w:rPr>
+          <w:rFonts w:ascii="Calibri" w:hAnsi="Calibri" w:cs="Calibri"/>
+          <w:sz w:val="20"/>
+          <w:szCs w:val="20"/>
+        </w:rPr>
+        <w:t>enabled offline inference</w:t>
+      </w:r>
+      <w:r>
+        <w:rPr>
+          <w:rFonts w:ascii="Calibri" w:hAnsi="Calibri" w:cs="Calibri"/>
+          <w:sz w:val="20"/>
+          <w:szCs w:val="20"/>
+        </w:rPr>
+        <w:t xml:space="preserve"> by </w:t>
+      </w:r>
+      <w:r>
+        <w:rPr>
+          <w:rFonts w:ascii="Calibri" w:hAnsi="Calibri" w:cs="Calibri"/>
+          <w:sz w:val="20"/>
+          <w:szCs w:val="20"/>
+        </w:rPr>
+        <w:t xml:space="preserve">using models from Hugging Face and the </w:t>
+      </w:r>
+      <w:r>
+        <w:rPr>
+          <w:rFonts w:ascii="Calibri" w:hAnsi="Calibri" w:cs="Calibri"/>
+          <w:sz w:val="20"/>
+          <w:szCs w:val="20"/>
+        </w:rPr>
+        <w:t>Foundation</w:t>
+      </w:r>
+      <w:r>
+        <w:rPr>
+          <w:rFonts w:ascii="Calibri" w:hAnsi="Calibri" w:cs="Calibri"/>
+          <w:sz w:val="20"/>
+          <w:szCs w:val="20"/>
+        </w:rPr>
+        <w:t xml:space="preserve"> Models SDK</w:t>
       </w:r>
     </w:p>
     <w:p>
@@ -1084,80 +1023,111 @@
           <w:sz w:val="20"/>
           <w:szCs w:val="20"/>
         </w:rPr>
-        <w:t>A</w:t>
-      </w:r>
-      <w:r>
-        <w:rPr>
-          <w:rFonts w:ascii="Calibri" w:hAnsi="Calibri" w:cs="Calibri"/>
-          <w:sz w:val="20"/>
-          <w:szCs w:val="20"/>
-        </w:rPr>
-        <w:t xml:space="preserve">rchitected </w:t>
-      </w:r>
-      <w:r>
-        <w:rPr>
-          <w:rFonts w:ascii="Calibri" w:hAnsi="Calibri" w:cs="Calibri"/>
-          <w:sz w:val="20"/>
-          <w:szCs w:val="20"/>
-        </w:rPr>
-        <w:t>backend</w:t>
-      </w:r>
-      <w:r>
-        <w:rPr>
-          <w:rFonts w:ascii="Calibri" w:hAnsi="Calibri" w:cs="Calibri"/>
-          <w:sz w:val="20"/>
-          <w:szCs w:val="20"/>
-        </w:rPr>
-        <w:t xml:space="preserve"> from scratch on AWS using </w:t>
-      </w:r>
-      <w:r>
-        <w:rPr>
-          <w:rFonts w:ascii="Calibri" w:hAnsi="Calibri" w:cs="Calibri"/>
-          <w:sz w:val="20"/>
-          <w:szCs w:val="20"/>
-          <w14:ligatures w14:val="none"/>
-        </w:rPr>
-        <w:t>CloudFormation</w:t>
-      </w:r>
-      <w:r>
-        <w:rPr>
-          <w:rFonts w:ascii="Calibri" w:hAnsi="Calibri" w:cs="Calibri"/>
-          <w:sz w:val="20"/>
-          <w:szCs w:val="20"/>
-        </w:rPr>
-        <w:t xml:space="preserve">, ECS Fargate, Aurora PostgreSQL, </w:t>
-      </w:r>
-      <w:r>
-        <w:rPr>
-          <w:rFonts w:ascii="Calibri" w:hAnsi="Calibri" w:cs="Calibri"/>
-          <w:sz w:val="20"/>
-          <w:szCs w:val="20"/>
-        </w:rPr>
-        <w:t xml:space="preserve">SQS, </w:t>
-      </w:r>
-      <w:r>
-        <w:rPr>
-          <w:rFonts w:ascii="Calibri" w:hAnsi="Calibri" w:cs="Calibri"/>
-          <w:sz w:val="20"/>
-          <w:szCs w:val="20"/>
-        </w:rPr>
-        <w:t>Cognito</w:t>
-      </w:r>
-      <w:r>
-        <w:rPr>
-          <w:rFonts w:ascii="Calibri" w:hAnsi="Calibri" w:cs="Calibri"/>
-          <w:sz w:val="20"/>
-          <w:szCs w:val="20"/>
-        </w:rPr>
-        <w:t xml:space="preserve">, </w:t>
-      </w:r>
-      <w:r>
-        <w:rPr>
-          <w:rFonts w:ascii="Calibri" w:hAnsi="Calibri" w:cs="Calibri"/>
-          <w:sz w:val="20"/>
-          <w:szCs w:val="20"/>
-        </w:rPr>
-        <w:t>and S3</w:t>
+        <w:t>Evaluated prompt accuracy using unit tests, ground truth data and tolerant assertions</w:t>
+      </w:r>
+    </w:p>
+    <w:p>
+      <w:pPr>
+        <w:spacing w:line="240" w:lineRule="auto"/>
+        <w:contextualSpacing/>
+        <w:rPr>
+          <w:rFonts w:ascii="Calibri" w:hAnsi="Calibri" w:cs="Calibri"/>
+          <w:b/>
+          <w:bCs/>
+          <w:sz w:val="20"/>
+          <w:szCs w:val="20"/>
+        </w:rPr>
+      </w:pPr>
+      <w:r>
+        <w:rPr>
+          <w:rFonts w:ascii="Calibri" w:hAnsi="Calibri" w:cs="Calibri"/>
+          <w:b/>
+          <w:bCs/>
+          <w:sz w:val="20"/>
+          <w:szCs w:val="20"/>
+        </w:rPr>
+        <w:t xml:space="preserve">Software Engineer </w:t>
+      </w:r>
+      <w:r>
+        <w:rPr>
+          <w:rFonts w:ascii="Calibri" w:hAnsi="Calibri" w:cs="Calibri"/>
+          <w:b/>
+          <w:bCs/>
+          <w:sz w:val="20"/>
+          <w:szCs w:val="20"/>
+        </w:rPr>
+        <w:tab/>
+      </w:r>
+      <w:r>
+        <w:rPr>
+          <w:rFonts w:ascii="Calibri" w:hAnsi="Calibri" w:cs="Calibri"/>
+          <w:b/>
+          <w:bCs/>
+          <w:sz w:val="20"/>
+          <w:szCs w:val="20"/>
+        </w:rPr>
+        <w:tab/>
+      </w:r>
+      <w:r>
+        <w:rPr>
+          <w:rFonts w:ascii="Calibri" w:hAnsi="Calibri" w:cs="Calibri"/>
+          <w:b/>
+          <w:bCs/>
+          <w:sz w:val="20"/>
+          <w:szCs w:val="20"/>
+        </w:rPr>
+        <w:tab/>
+      </w:r>
+      <w:r>
+        <w:rPr>
+          <w:rFonts w:ascii="Calibri" w:hAnsi="Calibri" w:cs="Calibri"/>
+          <w:b/>
+          <w:bCs/>
+          <w:sz w:val="20"/>
+          <w:szCs w:val="20"/>
+        </w:rPr>
+        <w:tab/>
+      </w:r>
+      <w:r>
+        <w:rPr>
+          <w:rFonts w:ascii="Calibri" w:hAnsi="Calibri" w:cs="Calibri"/>
+          <w:b/>
+          <w:bCs/>
+          <w:sz w:val="20"/>
+          <w:szCs w:val="20"/>
+        </w:rPr>
+        <w:tab/>
+      </w:r>
+      <w:r>
+        <w:rPr>
+          <w:rFonts w:ascii="Calibri" w:hAnsi="Calibri" w:cs="Calibri"/>
+          <w:b/>
+          <w:bCs/>
+          <w:sz w:val="20"/>
+          <w:szCs w:val="20"/>
+        </w:rPr>
+        <w:tab/>
+      </w:r>
+      <w:r>
+        <w:rPr>
+          <w:rFonts w:ascii="Calibri" w:hAnsi="Calibri" w:cs="Calibri"/>
+          <w:b/>
+          <w:bCs/>
+          <w:sz w:val="20"/>
+          <w:szCs w:val="20"/>
+        </w:rPr>
+        <w:tab/>
+      </w:r>
+      <w:r>
+        <w:rPr>
+          <w:rFonts w:ascii="Calibri" w:hAnsi="Calibri" w:cs="Calibri"/>
+          <w:b/>
+          <w:bCs/>
+          <w:sz w:val="20"/>
+          <w:szCs w:val="20"/>
+        </w:rPr>
+        <w:tab/>
+        <w:t xml:space="preserve">       August 2018 – November 2024</w:t>
       </w:r>
     </w:p>
     <w:p>
@@ -1180,71 +1150,80 @@
           <w:sz w:val="20"/>
           <w:szCs w:val="20"/>
         </w:rPr>
-        <w:t xml:space="preserve">Developed Authorization and fine-grained access control of data using JWT’s, </w:t>
-      </w:r>
-      <w:r>
-        <w:rPr>
-          <w:rFonts w:ascii="Calibri" w:hAnsi="Calibri" w:cs="Calibri"/>
-          <w:sz w:val="20"/>
-          <w:szCs w:val="20"/>
-        </w:rPr>
-        <w:t>principles</w:t>
-      </w:r>
-      <w:r>
-        <w:rPr>
-          <w:rFonts w:ascii="Calibri" w:hAnsi="Calibri" w:cs="Calibri"/>
-          <w:sz w:val="20"/>
-          <w:szCs w:val="20"/>
-        </w:rPr>
-        <w:t xml:space="preserve"> </w:t>
-      </w:r>
-      <w:r>
-        <w:rPr>
-          <w:rFonts w:ascii="Calibri" w:hAnsi="Calibri" w:cs="Calibri"/>
-          <w:sz w:val="20"/>
-          <w:szCs w:val="20"/>
-        </w:rPr>
-        <w:t xml:space="preserve">of least access and </w:t>
-      </w:r>
-      <w:r>
-        <w:rPr>
-          <w:rFonts w:ascii="Calibri" w:hAnsi="Calibri" w:cs="Calibri"/>
-          <w:sz w:val="20"/>
-          <w:szCs w:val="20"/>
-        </w:rPr>
-        <w:t xml:space="preserve">the </w:t>
-      </w:r>
-      <w:r>
-        <w:rPr>
-          <w:rFonts w:ascii="Calibri" w:hAnsi="Calibri" w:cs="Calibri"/>
-          <w:sz w:val="20"/>
-          <w:szCs w:val="20"/>
-        </w:rPr>
-        <w:t>shared security model</w:t>
-      </w:r>
-      <w:r>
-        <w:rPr>
-          <w:rFonts w:ascii="Calibri" w:hAnsi="Calibri" w:cs="Calibri"/>
-          <w:sz w:val="20"/>
-          <w:szCs w:val="20"/>
-        </w:rPr>
-        <w:t>. Solution could scale to 1 million + concurrent queries for less th</w:t>
-      </w:r>
-      <w:r>
-        <w:rPr>
-          <w:rFonts w:ascii="Calibri" w:hAnsi="Calibri" w:cs="Calibri"/>
-          <w:sz w:val="20"/>
-          <w:szCs w:val="20"/>
-        </w:rPr>
-        <w:t>an</w:t>
-      </w:r>
-      <w:r>
-        <w:rPr>
-          <w:rFonts w:ascii="Calibri" w:hAnsi="Calibri" w:cs="Calibri"/>
-          <w:sz w:val="20"/>
-          <w:szCs w:val="20"/>
-        </w:rPr>
-        <w:t xml:space="preserve"> $5,000 a month</w:t>
+        <w:t>A</w:t>
+      </w:r>
+      <w:r>
+        <w:rPr>
+          <w:rFonts w:ascii="Calibri" w:hAnsi="Calibri" w:cs="Calibri"/>
+          <w:sz w:val="20"/>
+          <w:szCs w:val="20"/>
+        </w:rPr>
+        <w:t xml:space="preserve">rchitected </w:t>
+      </w:r>
+      <w:r>
+        <w:rPr>
+          <w:rFonts w:ascii="Calibri" w:hAnsi="Calibri" w:cs="Calibri"/>
+          <w:sz w:val="20"/>
+          <w:szCs w:val="20"/>
+        </w:rPr>
+        <w:t>backend</w:t>
+      </w:r>
+      <w:r>
+        <w:rPr>
+          <w:rFonts w:ascii="Calibri" w:hAnsi="Calibri" w:cs="Calibri"/>
+          <w:sz w:val="20"/>
+          <w:szCs w:val="20"/>
+        </w:rPr>
+        <w:t xml:space="preserve"> from scratch on AWS using </w:t>
+      </w:r>
+      <w:r>
+        <w:rPr>
+          <w:rFonts w:ascii="Calibri" w:hAnsi="Calibri" w:cs="Calibri"/>
+          <w:sz w:val="20"/>
+          <w:szCs w:val="20"/>
+          <w14:ligatures w14:val="none"/>
+        </w:rPr>
+        <w:t>CloudFormation</w:t>
+      </w:r>
+      <w:r>
+        <w:rPr>
+          <w:rFonts w:ascii="Calibri" w:hAnsi="Calibri" w:cs="Calibri"/>
+          <w:sz w:val="20"/>
+          <w:szCs w:val="20"/>
+        </w:rPr>
+        <w:t xml:space="preserve">, ECS Fargate, Aurora PostgreSQL, </w:t>
+      </w:r>
+      <w:r>
+        <w:rPr>
+          <w:rFonts w:ascii="Calibri" w:hAnsi="Calibri" w:cs="Calibri"/>
+          <w:sz w:val="20"/>
+          <w:szCs w:val="20"/>
+        </w:rPr>
+        <w:t xml:space="preserve">SQS, </w:t>
+      </w:r>
+      <w:r>
+        <w:rPr>
+          <w:rFonts w:ascii="Calibri" w:hAnsi="Calibri" w:cs="Calibri"/>
+          <w:sz w:val="20"/>
+          <w:szCs w:val="20"/>
+        </w:rPr>
+        <w:t>Cognito</w:t>
+      </w:r>
+      <w:r>
+        <w:rPr>
+          <w:rFonts w:ascii="Calibri" w:hAnsi="Calibri" w:cs="Calibri"/>
+          <w:sz w:val="20"/>
+          <w:szCs w:val="20"/>
+        </w:rPr>
+        <w:t xml:space="preserve">, </w:t>
+      </w:r>
+      <w:r>
+        <w:rPr>
+          <w:rFonts w:ascii="Calibri" w:hAnsi="Calibri" w:cs="Calibri"/>
+          <w:sz w:val="20"/>
+          <w:szCs w:val="20"/>
+        </w:rPr>
+        <w:t>and S3</w:t>
       </w:r>
     </w:p>
     <w:p>
@@ -1267,7 +1246,71 @@
           <w:sz w:val="20"/>
           <w:szCs w:val="20"/>
         </w:rPr>
-        <w:t>Deployed and maintained Hasura’s GraphQL solution to remove non-differentiating API work. Wrote RESTful API’s and Headless Microservices in Node.js and TypeScript to provide differentiating functionality to client software</w:t>
+        <w:t xml:space="preserve">Developed Authorization and fine-grained access control of data using JWT’s, </w:t>
+      </w:r>
+      <w:r>
+        <w:rPr>
+          <w:rFonts w:ascii="Calibri" w:hAnsi="Calibri" w:cs="Calibri"/>
+          <w:sz w:val="20"/>
+          <w:szCs w:val="20"/>
+        </w:rPr>
+        <w:t>principles</w:t>
+      </w:r>
+      <w:r>
+        <w:rPr>
+          <w:rFonts w:ascii="Calibri" w:hAnsi="Calibri" w:cs="Calibri"/>
+          <w:sz w:val="20"/>
+          <w:szCs w:val="20"/>
+        </w:rPr>
+        <w:t xml:space="preserve"> </w:t>
+      </w:r>
+      <w:r>
+        <w:rPr>
+          <w:rFonts w:ascii="Calibri" w:hAnsi="Calibri" w:cs="Calibri"/>
+          <w:sz w:val="20"/>
+          <w:szCs w:val="20"/>
+        </w:rPr>
+        <w:t xml:space="preserve">of least access and </w:t>
+      </w:r>
+      <w:r>
+        <w:rPr>
+          <w:rFonts w:ascii="Calibri" w:hAnsi="Calibri" w:cs="Calibri"/>
+          <w:sz w:val="20"/>
+          <w:szCs w:val="20"/>
+        </w:rPr>
+        <w:t xml:space="preserve">the </w:t>
+      </w:r>
+      <w:r>
+        <w:rPr>
+          <w:rFonts w:ascii="Calibri" w:hAnsi="Calibri" w:cs="Calibri"/>
+          <w:sz w:val="20"/>
+          <w:szCs w:val="20"/>
+        </w:rPr>
+        <w:t>shared security model</w:t>
+      </w:r>
+      <w:r>
+        <w:rPr>
+          <w:rFonts w:ascii="Calibri" w:hAnsi="Calibri" w:cs="Calibri"/>
+          <w:sz w:val="20"/>
+          <w:szCs w:val="20"/>
+        </w:rPr>
+        <w:t>. Solution could scale to 1 million + concurrent queries for less th</w:t>
+      </w:r>
+      <w:r>
+        <w:rPr>
+          <w:rFonts w:ascii="Calibri" w:hAnsi="Calibri" w:cs="Calibri"/>
+          <w:sz w:val="20"/>
+          <w:szCs w:val="20"/>
+        </w:rPr>
+        <w:t>an</w:t>
+      </w:r>
+      <w:r>
+        <w:rPr>
+          <w:rFonts w:ascii="Calibri" w:hAnsi="Calibri" w:cs="Calibri"/>
+          <w:sz w:val="20"/>
+          <w:szCs w:val="20"/>
+        </w:rPr>
+        <w:t xml:space="preserve"> $5,000 a month</w:t>
       </w:r>
     </w:p>
     <w:p>
@@ -1290,48 +1333,7 @@
           <w:sz w:val="20"/>
           <w:szCs w:val="20"/>
         </w:rPr>
-        <w:t xml:space="preserve">Designed and built native iOS applications on top of our </w:t>
-      </w:r>
-      <w:r>
-        <w:rPr>
-          <w:rFonts w:ascii="Calibri" w:hAnsi="Calibri" w:cs="Calibri"/>
-          <w:sz w:val="20"/>
-          <w:szCs w:val="20"/>
-        </w:rPr>
-        <w:t>APIs</w:t>
-      </w:r>
-      <w:r>
-        <w:rPr>
-          <w:rFonts w:ascii="Calibri" w:hAnsi="Calibri" w:cs="Calibri"/>
-          <w:sz w:val="20"/>
-          <w:szCs w:val="20"/>
-        </w:rPr>
-        <w:t xml:space="preserve"> to deliver computer vision </w:t>
-      </w:r>
-      <w:r>
-        <w:rPr>
-          <w:rFonts w:ascii="Calibri" w:hAnsi="Calibri" w:cs="Calibri"/>
-          <w:sz w:val="20"/>
-          <w:szCs w:val="20"/>
-          <w14:ligatures w14:val="none"/>
-        </w:rPr>
-        <w:t>solutions</w:t>
-      </w:r>
-      <w:r>
-        <w:rPr>
-          <w:rFonts w:ascii="Calibri" w:hAnsi="Calibri" w:cs="Calibri"/>
-          <w:sz w:val="20"/>
-          <w:szCs w:val="20"/>
-        </w:rPr>
-        <w:t xml:space="preserve"> to multiple verticals</w:t>
-      </w:r>
-      <w:r>
-        <w:rPr>
-          <w:rFonts w:ascii="Calibri" w:hAnsi="Calibri" w:cs="Calibri"/>
-          <w:sz w:val="20"/>
-          <w:szCs w:val="20"/>
-        </w:rPr>
-        <w:t xml:space="preserve"> from retail, quick serve, and building control automation</w:t>
+        <w:t>Deployed and maintained Hasura’s GraphQL solution to remove non-differentiating API work. Wrote RESTful API’s and Headless Microservices in Node.js and TypeScript to provide differentiating functionality to client software</w:t>
       </w:r>
     </w:p>
     <w:p>
@@ -1354,31 +1356,48 @@
           <w:sz w:val="20"/>
           <w:szCs w:val="20"/>
         </w:rPr>
-        <w:t>Collaborated</w:t>
-      </w:r>
-      <w:r>
-        <w:rPr>
-          <w:rFonts w:ascii="Calibri" w:hAnsi="Calibri" w:cs="Calibri"/>
-          <w:sz w:val="20"/>
-          <w:szCs w:val="20"/>
-        </w:rPr>
-        <w:t xml:space="preserve"> with Machine Learning Engineer to develop </w:t>
-      </w:r>
-      <w:r>
-        <w:rPr>
-          <w:rFonts w:ascii="Calibri" w:hAnsi="Calibri" w:cs="Calibri"/>
-          <w:sz w:val="20"/>
-          <w:szCs w:val="20"/>
-        </w:rPr>
-        <w:t xml:space="preserve">CoreML </w:t>
-      </w:r>
-      <w:r>
-        <w:rPr>
-          <w:rFonts w:ascii="Calibri" w:hAnsi="Calibri" w:cs="Calibri"/>
-          <w:sz w:val="20"/>
-          <w:szCs w:val="20"/>
-        </w:rPr>
-        <w:t>computer vision models to run on “edge” iOS devices</w:t>
+        <w:t xml:space="preserve">Designed and built native iOS applications on top of our </w:t>
+      </w:r>
+      <w:r>
+        <w:rPr>
+          <w:rFonts w:ascii="Calibri" w:hAnsi="Calibri" w:cs="Calibri"/>
+          <w:sz w:val="20"/>
+          <w:szCs w:val="20"/>
+        </w:rPr>
+        <w:t>APIs</w:t>
+      </w:r>
+      <w:r>
+        <w:rPr>
+          <w:rFonts w:ascii="Calibri" w:hAnsi="Calibri" w:cs="Calibri"/>
+          <w:sz w:val="20"/>
+          <w:szCs w:val="20"/>
+        </w:rPr>
+        <w:t xml:space="preserve"> to deliver computer vision </w:t>
+      </w:r>
+      <w:r>
+        <w:rPr>
+          <w:rFonts w:ascii="Calibri" w:hAnsi="Calibri" w:cs="Calibri"/>
+          <w:sz w:val="20"/>
+          <w:szCs w:val="20"/>
+          <w14:ligatures w14:val="none"/>
+        </w:rPr>
+        <w:t>solutions</w:t>
+      </w:r>
+      <w:r>
+        <w:rPr>
+          <w:rFonts w:ascii="Calibri" w:hAnsi="Calibri" w:cs="Calibri"/>
+          <w:sz w:val="20"/>
+          <w:szCs w:val="20"/>
+        </w:rPr>
+        <w:t xml:space="preserve"> to multiple verticals</w:t>
+      </w:r>
+      <w:r>
+        <w:rPr>
+          <w:rFonts w:ascii="Calibri" w:hAnsi="Calibri" w:cs="Calibri"/>
+          <w:sz w:val="20"/>
+          <w:szCs w:val="20"/>
+        </w:rPr>
+        <w:t xml:space="preserve"> from retail, quick serve, and building control automation</w:t>
       </w:r>
     </w:p>
     <w:p>
@@ -1401,31 +1420,31 @@
           <w:sz w:val="20"/>
           <w:szCs w:val="20"/>
         </w:rPr>
-        <w:t xml:space="preserve">Developed </w:t>
-      </w:r>
-      <w:r>
-        <w:rPr>
-          <w:rFonts w:ascii="Calibri" w:hAnsi="Calibri" w:cs="Calibri"/>
-          <w:sz w:val="20"/>
-          <w:szCs w:val="20"/>
-        </w:rPr>
-        <w:t>user less a</w:t>
-      </w:r>
-      <w:r>
-        <w:rPr>
-          <w:rFonts w:ascii="Calibri" w:hAnsi="Calibri" w:cs="Calibri"/>
-          <w:sz w:val="20"/>
-          <w:szCs w:val="20"/>
-        </w:rPr>
-        <w:t xml:space="preserve">uthentication method </w:t>
-      </w:r>
-      <w:r>
-        <w:rPr>
-          <w:rFonts w:ascii="Calibri" w:hAnsi="Calibri" w:cs="Calibri"/>
-          <w:sz w:val="20"/>
-          <w:szCs w:val="20"/>
-        </w:rPr>
-        <w:t>based upon Apples Device Check and App Attest API’s</w:t>
+        <w:t>Collaborated</w:t>
+      </w:r>
+      <w:r>
+        <w:rPr>
+          <w:rFonts w:ascii="Calibri" w:hAnsi="Calibri" w:cs="Calibri"/>
+          <w:sz w:val="20"/>
+          <w:szCs w:val="20"/>
+        </w:rPr>
+        <w:t xml:space="preserve"> with Machine Learning Engineer to develop </w:t>
+      </w:r>
+      <w:r>
+        <w:rPr>
+          <w:rFonts w:ascii="Calibri" w:hAnsi="Calibri" w:cs="Calibri"/>
+          <w:sz w:val="20"/>
+          <w:szCs w:val="20"/>
+        </w:rPr>
+        <w:t xml:space="preserve">CoreML </w:t>
+      </w:r>
+      <w:r>
+        <w:rPr>
+          <w:rFonts w:ascii="Calibri" w:hAnsi="Calibri" w:cs="Calibri"/>
+          <w:sz w:val="20"/>
+          <w:szCs w:val="20"/>
+        </w:rPr>
+        <w:t>computer vision models to run on “edge” iOS devices</w:t>
       </w:r>
     </w:p>
     <w:p>
@@ -1448,6 +1467,53 @@
           <w:sz w:val="20"/>
           <w:szCs w:val="20"/>
         </w:rPr>
+        <w:t xml:space="preserve">Developed </w:t>
+      </w:r>
+      <w:r>
+        <w:rPr>
+          <w:rFonts w:ascii="Calibri" w:hAnsi="Calibri" w:cs="Calibri"/>
+          <w:sz w:val="20"/>
+          <w:szCs w:val="20"/>
+        </w:rPr>
+        <w:t>user less a</w:t>
+      </w:r>
+      <w:r>
+        <w:rPr>
+          <w:rFonts w:ascii="Calibri" w:hAnsi="Calibri" w:cs="Calibri"/>
+          <w:sz w:val="20"/>
+          <w:szCs w:val="20"/>
+        </w:rPr>
+        <w:t xml:space="preserve">uthentication method </w:t>
+      </w:r>
+      <w:r>
+        <w:rPr>
+          <w:rFonts w:ascii="Calibri" w:hAnsi="Calibri" w:cs="Calibri"/>
+          <w:sz w:val="20"/>
+          <w:szCs w:val="20"/>
+        </w:rPr>
+        <w:t>based upon Apples Device Check and App Attest API’s</w:t>
+      </w:r>
+    </w:p>
+    <w:p>
+      <w:pPr>
+        <w:pStyle w:val="ListParagraph"/>
+        <w:numPr>
+          <w:ilvl w:val="0"/>
+          <w:numId w:val="5"/>
+        </w:numPr>
+        <w:spacing w:line="240" w:lineRule="auto"/>
+        <w:rPr>
+          <w:rFonts w:ascii="Calibri" w:hAnsi="Calibri" w:cs="Calibri"/>
+          <w:sz w:val="20"/>
+          <w:szCs w:val="20"/>
+        </w:rPr>
+      </w:pPr>
+      <w:r>
+        <w:rPr>
+          <w:rFonts w:ascii="Calibri" w:hAnsi="Calibri" w:cs="Calibri"/>
+          <w:sz w:val="20"/>
+          <w:szCs w:val="20"/>
+        </w:rPr>
         <w:t>Enrolled the company in the Apple business manager program and configured an MDM server to track hardware and provide 100% uptime</w:t>
       </w:r>
     </w:p>
@@ -2161,6 +2227,7 @@
           <w:sz w:val="20"/>
           <w:szCs w:val="20"/>
         </w:rPr>
+        <w:lastRenderedPageBreak/>
         <w:t xml:space="preserve">Shared local MAC build box running Jenkins to build CI/CD pipelines alongside Android </w:t>
       </w:r>
       <w:r>
@@ -2195,7 +2262,6 @@
           <w:sz w:val="20"/>
           <w:szCs w:val="20"/>
         </w:rPr>
-        <w:lastRenderedPageBreak/>
         <w:t>Delivered pixel perfect UI/UX mat</w:t>
       </w:r>
       <w:r>
